--- a/Ozrit HR data/ozrit/HR/Onboarding/Employment Agreement.docx
+++ b/Ozrit HR data/ozrit/HR/Onboarding/Employment Agreement.docx
@@ -1,42 +1,50 @@
 
 <file path=word/document.xml><?xml version="1.0" encoding="utf-8"?>
-<w:document xmlns:wpc="http://schemas.microsoft.com/office/word/2010/wordprocessingCanvas" xmlns:mc="http://schemas.openxmlformats.org/markup-compatibility/2006" xmlns:o="urn:schemas-microsoft-com:office:office" xmlns:r="http://schemas.openxmlformats.org/officeDocument/2006/relationships" xmlns:m="http://schemas.openxmlformats.org/officeDocument/2006/math" xmlns:v="urn:schemas-microsoft-com:vml" xmlns:wp14="http://schemas.microsoft.com/office/word/2010/wordprocessingDrawing" xmlns:wp="http://schemas.openxmlformats.org/drawingml/2006/wordprocessingDrawing" xmlns:w10="urn:schemas-microsoft-com:office:word" xmlns:w="http://schemas.openxmlformats.org/wordprocessingml/2006/main" xmlns:w14="http://schemas.microsoft.com/office/word/2010/wordml" xmlns:w15="http://schemas.microsoft.com/office/word/2012/wordml" xmlns:wpg="http://schemas.microsoft.com/office/word/2010/wordprocessingGroup" xmlns:wpi="http://schemas.microsoft.com/office/word/2010/wordprocessingInk" xmlns:wne="http://schemas.microsoft.com/office/word/2006/wordml" xmlns:wps="http://schemas.microsoft.com/office/word/2010/wordprocessingShape" mc:Ignorable="w14 w15 wp14">
+<w:document xmlns:wpc="http://schemas.microsoft.com/office/word/2010/wordprocessingCanvas" xmlns:cx="http://schemas.microsoft.com/office/drawing/2014/chartex" xmlns:cx1="http://schemas.microsoft.com/office/drawing/2015/9/8/chartex" xmlns:cx2="http://schemas.microsoft.com/office/drawing/2015/10/21/chartex" xmlns:cx3="http://schemas.microsoft.com/office/drawing/2016/5/9/chartex" xmlns:cx4="http://schemas.microsoft.com/office/drawing/2016/5/10/chartex" xmlns:cx5="http://schemas.microsoft.com/office/drawing/2016/5/11/chartex" xmlns:cx6="http://schemas.microsoft.com/office/drawing/2016/5/12/chartex" xmlns:cx7="http://schemas.microsoft.com/office/drawing/2016/5/13/chartex" xmlns:cx8="http://schemas.microsoft.com/office/drawing/2016/5/14/chartex" xmlns:mc="http://schemas.openxmlformats.org/markup-compatibility/2006" xmlns:aink="http://schemas.microsoft.com/office/drawing/2016/ink" xmlns:am3d="http://schemas.microsoft.com/office/drawing/2017/model3d" xmlns:o="urn:schemas-microsoft-com:office:office" xmlns:oel="http://schemas.microsoft.com/office/2019/extlst" xmlns:r="http://schemas.openxmlformats.org/officeDocument/2006/relationships" xmlns:m="http://schemas.openxmlformats.org/officeDocument/2006/math" xmlns:v="urn:schemas-microsoft-com:vml" xmlns:wp14="http://schemas.microsoft.com/office/word/2010/wordprocessingDrawing" xmlns:wp="http://schemas.openxmlformats.org/drawingml/2006/wordprocessingDrawing" xmlns:w10="urn:schemas-microsoft-com:office:word" xmlns:w="http://schemas.openxmlformats.org/wordprocessingml/2006/main" xmlns:w14="http://schemas.microsoft.com/office/word/2010/wordml" xmlns:w15="http://schemas.microsoft.com/office/word/2012/wordml" xmlns:w16cex="http://schemas.microsoft.com/office/word/2018/wordml/cex" xmlns:w16cid="http://schemas.microsoft.com/office/word/2016/wordml/cid" xmlns:w16="http://schemas.microsoft.com/office/word/2018/wordml" xmlns:w16du="http://schemas.microsoft.com/office/word/2023/wordml/word16du" xmlns:w16sdtdh="http://schemas.microsoft.com/office/word/2020/wordml/sdtdatahash" xmlns:w16sdtfl="http://schemas.microsoft.com/office/word/2024/wordml/sdtformatlock" xmlns:w16se="http://schemas.microsoft.com/office/word/2015/wordml/symex" xmlns:wpg="http://schemas.microsoft.com/office/word/2010/wordprocessingGroup" xmlns:wpi="http://schemas.microsoft.com/office/word/2010/wordprocessingInk" xmlns:wne="http://schemas.microsoft.com/office/word/2006/wordml" xmlns:wps="http://schemas.microsoft.com/office/word/2010/wordprocessingShape" mc:Ignorable="w14 w15 w16se w16cid w16 w16cex w16sdtdh w16sdtfl w16du wp14">
   <w:body>
     <w:p>
       <w:pPr>
         <w:spacing w:after="161" w:line="259" w:lineRule="auto"/>
         <w:ind w:left="0" w:right="510" w:firstLine="0"/>
         <w:jc w:val="center"/>
-      </w:pPr>
-      <w:r>
-        <w:rPr>
+        <w:rPr>
+          <w:rFonts w:ascii="Arial" w:hAnsi="Arial" w:cs="Arial"/>
           <w:b/>
           <w:sz w:val="28"/>
         </w:rPr>
+      </w:pPr>
+    </w:p>
+    <w:p>
+      <w:pPr>
+        <w:spacing w:after="161" w:line="259" w:lineRule="auto"/>
+        <w:ind w:left="0" w:right="510" w:firstLine="0"/>
+        <w:jc w:val="center"/>
+        <w:rPr>
+          <w:rFonts w:ascii="Arial" w:hAnsi="Arial" w:cs="Arial"/>
+        </w:rPr>
+      </w:pPr>
+      <w:r>
+        <w:rPr>
+          <w:rFonts w:ascii="Arial" w:hAnsi="Arial" w:cs="Arial"/>
+          <w:b/>
+          <w:sz w:val="28"/>
+        </w:rPr>
         <w:t xml:space="preserve"> </w:t>
       </w:r>
       <w:r>
         <w:rPr>
+          <w:rFonts w:ascii="Arial" w:hAnsi="Arial" w:cs="Arial"/>
           <w:b/>
           <w:sz w:val="28"/>
           <w:u w:val="single" w:color="000000"/>
         </w:rPr>
-        <w:t>EMPLOY</w:t>
-      </w:r>
-      <w:bookmarkStart w:id="0" w:name="_GoBack"/>
-      <w:bookmarkEnd w:id="0"/>
-      <w:r>
-        <w:rPr>
+        <w:t>EMPLOYMENT AGREEMENT</w:t>
+      </w:r>
+      <w:r>
+        <w:rPr>
+          <w:rFonts w:ascii="Arial" w:hAnsi="Arial" w:cs="Arial"/>
           <w:b/>
           <w:sz w:val="28"/>
-          <w:u w:val="single" w:color="000000"/>
-        </w:rPr>
-        <w:t>MENT AGREEMENT</w:t>
-      </w:r>
-      <w:r>
-        <w:rPr>
-          <w:b/>
-          <w:sz w:val="28"/>
         </w:rPr>
         <w:t xml:space="preserve"> </w:t>
       </w:r>
@@ -45,39 +53,62 @@
       <w:pPr>
         <w:spacing w:after="27" w:line="238" w:lineRule="auto"/>
         <w:ind w:left="0" w:right="90" w:firstLine="0"/>
-      </w:pPr>
-      <w:r>
-        <w:rPr>
+        <w:rPr>
+          <w:rFonts w:ascii="Arial" w:hAnsi="Arial" w:cs="Arial"/>
+        </w:rPr>
+      </w:pPr>
+      <w:r>
+        <w:rPr>
+          <w:rFonts w:ascii="Arial" w:hAnsi="Arial" w:cs="Arial"/>
           <w:i/>
         </w:rPr>
         <w:t>This agreement lays down the terms of employment, agreed upon by the employer and employee. Whether stated explicitly in the agreement or not, both the employee and the employer have the duty of mutual confidence and trust, and to make only lawful and reasonable demands on each other.</w:t>
       </w:r>
       <w:r>
+        <w:rPr>
+          <w:rFonts w:ascii="Arial" w:hAnsi="Arial" w:cs="Arial"/>
+        </w:rPr>
         <w:t xml:space="preserve"> </w:t>
       </w:r>
     </w:p>
     <w:p>
       <w:pPr>
         <w:ind w:right="4"/>
-      </w:pPr>
-      <w:r>
+        <w:rPr>
+          <w:rFonts w:ascii="Arial" w:hAnsi="Arial" w:cs="Arial"/>
+        </w:rPr>
+      </w:pPr>
+      <w:r>
+        <w:rPr>
+          <w:rFonts w:ascii="Arial" w:hAnsi="Arial" w:cs="Arial"/>
+        </w:rPr>
         <w:t xml:space="preserve">__________________________________________________________ </w:t>
       </w:r>
     </w:p>
     <w:p>
       <w:pPr>
         <w:ind w:right="4"/>
-      </w:pPr>
-      <w:r>
-        <w:t>This EMPLOYMENT AGREEMENT (Hereinafter, the “Agreement”</w:t>
-      </w:r>
-      <w:proofErr w:type="gramStart"/>
-      <w:r>
-        <w:t>)is</w:t>
-      </w:r>
-      <w:proofErr w:type="gramEnd"/>
-      <w:r>
-        <w:t xml:space="preserve"> entered into on this ___ day of , 2024. </w:t>
+        <w:rPr>
+          <w:rFonts w:ascii="Arial" w:hAnsi="Arial" w:cs="Arial"/>
+        </w:rPr>
+      </w:pPr>
+      <w:r>
+        <w:rPr>
+          <w:rFonts w:ascii="Arial" w:hAnsi="Arial" w:cs="Arial"/>
+        </w:rPr>
+        <w:t>This EMPLOYMENT AGREEMENT (Hereinafter, the “Agreement”)is entered into on this ___ day of , 202</w:t>
+      </w:r>
+      <w:r>
+        <w:rPr>
+          <w:rFonts w:ascii="Arial" w:hAnsi="Arial" w:cs="Arial"/>
+        </w:rPr>
+        <w:t>5</w:t>
+      </w:r>
+      <w:r>
+        <w:rPr>
+          <w:rFonts w:ascii="Arial" w:hAnsi="Arial" w:cs="Arial"/>
+        </w:rPr>
+        <w:t xml:space="preserve">. </w:t>
       </w:r>
     </w:p>
     <w:p>
@@ -85,9 +116,13 @@
         <w:spacing w:after="6" w:line="259" w:lineRule="auto"/>
         <w:ind w:right="95"/>
         <w:jc w:val="center"/>
-      </w:pPr>
-      <w:r>
-        <w:rPr>
+        <w:rPr>
+          <w:rFonts w:ascii="Arial" w:hAnsi="Arial" w:cs="Arial"/>
+        </w:rPr>
+      </w:pPr>
+      <w:r>
+        <w:rPr>
+          <w:rFonts w:ascii="Arial" w:hAnsi="Arial" w:cs="Arial"/>
           <w:b/>
         </w:rPr>
         <w:t xml:space="preserve">BY AND BETWEEN </w:t>
@@ -98,9 +133,13 @@
         <w:spacing w:after="5" w:line="259" w:lineRule="auto"/>
         <w:ind w:left="0" w:right="31" w:firstLine="0"/>
         <w:jc w:val="center"/>
-      </w:pPr>
-      <w:r>
-        <w:rPr>
+        <w:rPr>
+          <w:rFonts w:ascii="Arial" w:hAnsi="Arial" w:cs="Arial"/>
+        </w:rPr>
+      </w:pPr>
+      <w:r>
+        <w:rPr>
+          <w:rFonts w:ascii="Arial" w:hAnsi="Arial" w:cs="Arial"/>
           <w:b/>
         </w:rPr>
         <w:t xml:space="preserve"> </w:t>
@@ -109,46 +148,49 @@
     <w:p>
       <w:pPr>
         <w:ind w:right="91"/>
-      </w:pPr>
-      <w:r>
-        <w:t xml:space="preserve">PIXLIFY INTERNET SOLTUION PVT LTD having its registered office at 303 A Block, The </w:t>
+        <w:rPr>
+          <w:rFonts w:ascii="Arial" w:hAnsi="Arial" w:cs="Arial"/>
+        </w:rPr>
+      </w:pPr>
+      <w:r>
+        <w:rPr>
+          <w:rFonts w:ascii="Arial" w:hAnsi="Arial" w:cs="Arial"/>
+        </w:rPr>
+        <w:t>OZRIT AI Solutions Pvt. Ltd</w:t>
+      </w:r>
+      <w:r>
+        <w:rPr>
+          <w:rFonts w:ascii="Arial" w:hAnsi="Arial" w:cs="Arial"/>
+        </w:rPr>
+        <w:t xml:space="preserve"> having its registered office at 303 A Block, The Platina , </w:t>
       </w:r>
       <w:proofErr w:type="spellStart"/>
       <w:r>
-        <w:t>Platina</w:t>
+        <w:rPr>
+          <w:rFonts w:ascii="Arial" w:hAnsi="Arial" w:cs="Arial"/>
+        </w:rPr>
+        <w:t>Kothaguda</w:t>
       </w:r>
       <w:proofErr w:type="spellEnd"/>
       <w:r>
-        <w:t xml:space="preserve"> , </w:t>
-      </w:r>
-      <w:proofErr w:type="spellStart"/>
-      <w:r>
-        <w:t>Kothaguda</w:t>
-      </w:r>
-      <w:proofErr w:type="spellEnd"/>
-      <w:r>
-        <w:t xml:space="preserve"> road , </w:t>
-      </w:r>
-      <w:proofErr w:type="spellStart"/>
-      <w:r>
-        <w:t>Gachibowli</w:t>
-      </w:r>
-      <w:proofErr w:type="spellEnd"/>
-      <w:r>
-        <w:t xml:space="preserve"> , Hyderabad, Telangana-500032., (hereinafter referred to as the “Company” or “Employer”, which expression shall, unless repugnant to the meaning </w:t>
+        <w:rPr>
+          <w:rFonts w:ascii="Arial" w:hAnsi="Arial" w:cs="Arial"/>
+        </w:rPr>
+        <w:t xml:space="preserve"> road , Gachibowli , Hyderabad, Telangana-500032., (hereinafter referred to as the “Company” or “Employer”, which expression shall, unless repugnant to the meaning </w:t>
       </w:r>
     </w:p>
     <w:p>
       <w:pPr>
         <w:ind w:right="4"/>
-      </w:pPr>
-      <w:proofErr w:type="gramStart"/>
-      <w:r>
-        <w:t>or</w:t>
-      </w:r>
-      <w:proofErr w:type="gramEnd"/>
-      <w:r>
-        <w:t xml:space="preserve"> context hereof, be deemed to include all permitted successors and assigns),  </w:t>
+        <w:rPr>
+          <w:rFonts w:ascii="Arial" w:hAnsi="Arial" w:cs="Arial"/>
+        </w:rPr>
+      </w:pPr>
+      <w:r>
+        <w:rPr>
+          <w:rFonts w:ascii="Arial" w:hAnsi="Arial" w:cs="Arial"/>
+        </w:rPr>
+        <w:t xml:space="preserve">or context hereof, be deemed to include all permitted successors and assigns),  </w:t>
       </w:r>
     </w:p>
     <w:p>
@@ -156,9 +198,13 @@
         <w:spacing w:after="6" w:line="259" w:lineRule="auto"/>
         <w:ind w:right="89"/>
         <w:jc w:val="center"/>
-      </w:pPr>
-      <w:r>
-        <w:rPr>
+        <w:rPr>
+          <w:rFonts w:ascii="Arial" w:hAnsi="Arial" w:cs="Arial"/>
+        </w:rPr>
+      </w:pPr>
+      <w:r>
+        <w:rPr>
+          <w:rFonts w:ascii="Arial" w:hAnsi="Arial" w:cs="Arial"/>
           <w:b/>
         </w:rPr>
         <w:t xml:space="preserve">AND </w:t>
@@ -167,28 +213,52 @@
     <w:p>
       <w:pPr>
         <w:ind w:right="89"/>
+        <w:rPr>
+          <w:rFonts w:ascii="Arial" w:hAnsi="Arial" w:cs="Arial"/>
+        </w:rPr>
       </w:pPr>
       <w:proofErr w:type="spellStart"/>
       <w:r>
+        <w:rPr>
+          <w:rFonts w:ascii="Arial" w:hAnsi="Arial" w:cs="Arial"/>
+        </w:rPr>
         <w:t>Mr</w:t>
       </w:r>
       <w:proofErr w:type="spellEnd"/>
       <w:r>
+        <w:rPr>
+          <w:rFonts w:ascii="Arial" w:hAnsi="Arial" w:cs="Arial"/>
+        </w:rPr>
         <w:t>/Mrs. _______________ S</w:t>
       </w:r>
       <w:r>
+        <w:rPr>
+          <w:rFonts w:ascii="Arial" w:hAnsi="Arial" w:cs="Arial"/>
+        </w:rPr>
         <w:t>on/</w:t>
       </w:r>
       <w:r>
+        <w:rPr>
+          <w:rFonts w:ascii="Arial" w:hAnsi="Arial" w:cs="Arial"/>
+        </w:rPr>
         <w:t>Daughter</w:t>
       </w:r>
       <w:r>
+        <w:rPr>
+          <w:rFonts w:ascii="Arial" w:hAnsi="Arial" w:cs="Arial"/>
+        </w:rPr>
         <w:t xml:space="preserve"> of __________</w:t>
       </w:r>
       <w:r>
+        <w:rPr>
+          <w:rFonts w:ascii="Arial" w:hAnsi="Arial" w:cs="Arial"/>
+        </w:rPr>
         <w:t>_ aged _____years and residing at</w:t>
       </w:r>
       <w:r>
+        <w:rPr>
+          <w:rFonts w:ascii="Arial" w:hAnsi="Arial" w:cs="Arial"/>
+        </w:rPr>
         <w:t xml:space="preserve">__________________________________________________ (hereinafter referred to as the "Employee", which expression shall, unless repugnant to the meaning or context hereof, be deemed to include all permitted successors and assigns).  </w:t>
       </w:r>
     </w:p>
@@ -197,36 +267,56 @@
         <w:spacing w:after="5" w:line="259" w:lineRule="auto"/>
         <w:ind w:left="0" w:firstLine="0"/>
         <w:jc w:val="left"/>
-      </w:pPr>
-      <w:r>
+        <w:rPr>
+          <w:rFonts w:ascii="Arial" w:hAnsi="Arial" w:cs="Arial"/>
+        </w:rPr>
+      </w:pPr>
+      <w:r>
+        <w:rPr>
+          <w:rFonts w:ascii="Arial" w:hAnsi="Arial" w:cs="Arial"/>
+        </w:rPr>
         <w:t xml:space="preserve"> </w:t>
       </w:r>
     </w:p>
     <w:p>
       <w:pPr>
         <w:ind w:right="4"/>
-      </w:pPr>
-      <w:r>
-        <w:rPr>
+        <w:rPr>
+          <w:rFonts w:ascii="Arial" w:hAnsi="Arial" w:cs="Arial"/>
+        </w:rPr>
+      </w:pPr>
+      <w:r>
+        <w:rPr>
+          <w:rFonts w:ascii="Arial" w:hAnsi="Arial" w:cs="Arial"/>
           <w:b/>
         </w:rPr>
         <w:t>WHEREAS,</w:t>
       </w:r>
       <w:r>
+        <w:rPr>
+          <w:rFonts w:ascii="Arial" w:hAnsi="Arial" w:cs="Arial"/>
+        </w:rPr>
         <w:t xml:space="preserve"> the parties hereto desire to enter into this Agreement to define and set forth the terms and conditions of the employment of the Employee by the Company; </w:t>
       </w:r>
     </w:p>
     <w:p>
       <w:pPr>
         <w:ind w:right="4"/>
-      </w:pPr>
-      <w:r>
-        <w:rPr>
+        <w:rPr>
+          <w:rFonts w:ascii="Arial" w:hAnsi="Arial" w:cs="Arial"/>
+        </w:rPr>
+      </w:pPr>
+      <w:r>
+        <w:rPr>
+          <w:rFonts w:ascii="Arial" w:hAnsi="Arial" w:cs="Arial"/>
           <w:b/>
         </w:rPr>
         <w:t>NOW, THEREFORE,</w:t>
       </w:r>
       <w:r>
+        <w:rPr>
+          <w:rFonts w:ascii="Arial" w:hAnsi="Arial" w:cs="Arial"/>
+        </w:rPr>
         <w:t xml:space="preserve"> in consideration of the mutual covenants and agreements set forth below, it is hereby covenanted and agreed by the Company and the Employee as follows: </w:t>
       </w:r>
     </w:p>
@@ -235,8 +325,14 @@
         <w:spacing w:after="28" w:line="259" w:lineRule="auto"/>
         <w:ind w:left="0" w:firstLine="0"/>
         <w:jc w:val="left"/>
-      </w:pPr>
-      <w:r>
+        <w:rPr>
+          <w:rFonts w:ascii="Arial" w:hAnsi="Arial" w:cs="Arial"/>
+        </w:rPr>
+      </w:pPr>
+      <w:r>
+        <w:rPr>
+          <w:rFonts w:ascii="Arial" w:hAnsi="Arial" w:cs="Arial"/>
+        </w:rPr>
         <w:t xml:space="preserve"> </w:t>
       </w:r>
     </w:p>
@@ -244,12 +340,19 @@
       <w:pPr>
         <w:pStyle w:val="Heading1"/>
         <w:ind w:left="797" w:hanging="360"/>
-      </w:pPr>
-      <w:r>
+        <w:rPr>
+          <w:rFonts w:ascii="Arial" w:hAnsi="Arial" w:cs="Arial"/>
+        </w:rPr>
+      </w:pPr>
+      <w:r>
+        <w:rPr>
+          <w:rFonts w:ascii="Arial" w:hAnsi="Arial" w:cs="Arial"/>
+        </w:rPr>
         <w:t>Interpretation</w:t>
       </w:r>
       <w:r>
         <w:rPr>
+          <w:rFonts w:ascii="Arial" w:hAnsi="Arial" w:cs="Arial"/>
           <w:b w:val="0"/>
         </w:rPr>
         <w:t xml:space="preserve"> </w:t>
@@ -260,9 +363,13 @@
         <w:spacing w:after="0" w:line="259" w:lineRule="auto"/>
         <w:ind w:left="812" w:firstLine="0"/>
         <w:jc w:val="left"/>
-      </w:pPr>
-      <w:r>
-        <w:rPr>
+        <w:rPr>
+          <w:rFonts w:ascii="Arial" w:hAnsi="Arial" w:cs="Arial"/>
+        </w:rPr>
+      </w:pPr>
+      <w:r>
+        <w:rPr>
+          <w:rFonts w:ascii="Arial" w:hAnsi="Arial" w:cs="Arial"/>
           <w:sz w:val="26"/>
         </w:rPr>
         <w:t xml:space="preserve"> </w:t>
@@ -276,18 +383,27 @@
         </w:tabs>
         <w:ind w:left="0" w:firstLine="0"/>
         <w:jc w:val="left"/>
-      </w:pPr>
-      <w:r>
-        <w:rPr>
-          <w:rFonts w:ascii="Calibri" w:eastAsia="Calibri" w:hAnsi="Calibri" w:cs="Calibri"/>
+        <w:rPr>
+          <w:rFonts w:ascii="Arial" w:hAnsi="Arial" w:cs="Arial"/>
+        </w:rPr>
+      </w:pPr>
+      <w:r>
+        <w:rPr>
+          <w:rFonts w:ascii="Arial" w:eastAsia="Calibri" w:hAnsi="Arial" w:cs="Arial"/>
           <w:sz w:val="22"/>
         </w:rPr>
         <w:tab/>
       </w:r>
       <w:r>
+        <w:rPr>
+          <w:rFonts w:ascii="Arial" w:hAnsi="Arial" w:cs="Arial"/>
+        </w:rPr>
         <w:t xml:space="preserve"> </w:t>
       </w:r>
       <w:r>
+        <w:rPr>
+          <w:rFonts w:ascii="Arial" w:hAnsi="Arial" w:cs="Arial"/>
+        </w:rPr>
         <w:tab/>
         <w:t xml:space="preserve">In this agreement the following terms shall have the following meanings: </w:t>
       </w:r>
@@ -297,9 +413,13 @@
         <w:spacing w:after="0" w:line="259" w:lineRule="auto"/>
         <w:ind w:left="812" w:firstLine="0"/>
         <w:jc w:val="left"/>
-      </w:pPr>
-      <w:r>
-        <w:rPr>
+        <w:rPr>
+          <w:rFonts w:ascii="Arial" w:hAnsi="Arial" w:cs="Arial"/>
+        </w:rPr>
+      </w:pPr>
+      <w:r>
+        <w:rPr>
+          <w:rFonts w:ascii="Arial" w:hAnsi="Arial" w:cs="Arial"/>
           <w:b/>
         </w:rPr>
         <w:t xml:space="preserve"> </w:t>
@@ -338,8 +458,14 @@
               <w:spacing w:after="0" w:line="259" w:lineRule="auto"/>
               <w:ind w:left="427" w:hanging="360"/>
               <w:jc w:val="left"/>
+              <w:rPr>
+                <w:rFonts w:ascii="Arial" w:hAnsi="Arial" w:cs="Arial"/>
+              </w:rPr>
             </w:pPr>
             <w:r>
+              <w:rPr>
+                <w:rFonts w:ascii="Arial" w:hAnsi="Arial" w:cs="Arial"/>
+              </w:rPr>
               <w:t>a)</w:t>
             </w:r>
             <w:r>
@@ -350,11 +476,29 @@
             </w:r>
             <w:r>
               <w:rPr>
+                <w:rFonts w:ascii="Arial" w:hAnsi="Arial" w:cs="Arial"/>
                 <w:b/>
               </w:rPr>
-              <w:t>“Confidential  Information”</w:t>
+              <w:t xml:space="preserve">“Confidential  </w:t>
             </w:r>
             <w:r>
+              <w:rPr>
+                <w:rFonts w:ascii="Arial" w:hAnsi="Arial" w:cs="Arial"/>
+                <w:b/>
+              </w:rPr>
+              <w:t xml:space="preserve">         : </w:t>
+            </w:r>
+            <w:r>
+              <w:rPr>
+                <w:rFonts w:ascii="Arial" w:hAnsi="Arial" w:cs="Arial"/>
+                <w:b/>
+              </w:rPr>
+              <w:t>Information”</w:t>
+            </w:r>
+            <w:r>
+              <w:rPr>
+                <w:rFonts w:ascii="Arial" w:hAnsi="Arial" w:cs="Arial"/>
+              </w:rPr>
               <w:t xml:space="preserve"> </w:t>
             </w:r>
           </w:p>
@@ -373,18 +517,31 @@
             <w:pPr>
               <w:spacing w:after="0" w:line="259" w:lineRule="auto"/>
               <w:ind w:left="0" w:right="57" w:firstLine="0"/>
+              <w:rPr>
+                <w:rFonts w:ascii="Arial" w:hAnsi="Arial" w:cs="Arial"/>
+              </w:rPr>
             </w:pPr>
             <w:r>
+              <w:rPr>
+                <w:rFonts w:ascii="Arial" w:hAnsi="Arial" w:cs="Arial"/>
+              </w:rPr>
               <w:t xml:space="preserve">The office data and </w:t>
             </w:r>
             <w:r>
+              <w:rPr>
+                <w:rFonts w:ascii="Arial" w:hAnsi="Arial" w:cs="Arial"/>
+              </w:rPr>
               <w:t>software’s</w:t>
             </w:r>
             <w:r>
+              <w:rPr>
+                <w:rFonts w:ascii="Arial" w:hAnsi="Arial" w:cs="Arial"/>
+              </w:rPr>
               <w:t xml:space="preserve"> is to be kept confidential and it should not be shared to any third parties </w:t>
             </w:r>
             <w:r>
               <w:rPr>
+                <w:rFonts w:ascii="Arial" w:hAnsi="Arial" w:cs="Arial"/>
                 <w:b/>
               </w:rPr>
               <w:t xml:space="preserve"> </w:t>
@@ -411,15 +568,28 @@
               <w:spacing w:after="0" w:line="259" w:lineRule="auto"/>
               <w:ind w:left="0" w:firstLine="0"/>
               <w:jc w:val="left"/>
+              <w:rPr>
+                <w:rFonts w:ascii="Arial" w:hAnsi="Arial" w:cs="Arial"/>
+              </w:rPr>
             </w:pPr>
             <w:r>
               <w:rPr>
+                <w:rFonts w:ascii="Arial" w:hAnsi="Arial" w:cs="Arial"/>
                 <w:b/>
               </w:rPr>
               <w:t>b)“The Employment”</w:t>
             </w:r>
             <w:r>
+              <w:rPr>
+                <w:rFonts w:ascii="Arial" w:hAnsi="Arial" w:cs="Arial"/>
+              </w:rPr>
               <w:t xml:space="preserve"> </w:t>
+            </w:r>
+            <w:r>
+              <w:rPr>
+                <w:rFonts w:ascii="Arial" w:hAnsi="Arial" w:cs="Arial"/>
+              </w:rPr>
+              <w:t xml:space="preserve">  :</w:t>
             </w:r>
           </w:p>
         </w:tc>
@@ -437,12 +607,31 @@
             <w:pPr>
               <w:spacing w:after="0" w:line="259" w:lineRule="auto"/>
               <w:ind w:left="0" w:firstLine="0"/>
+              <w:rPr>
+                <w:rFonts w:ascii="Arial" w:hAnsi="Arial" w:cs="Arial"/>
+              </w:rPr>
             </w:pPr>
             <w:r>
-              <w:t>The employment of the Employee by the Company in accordance with the terms of this agreement;</w:t>
+              <w:rPr>
+                <w:rFonts w:ascii="Arial" w:hAnsi="Arial" w:cs="Arial"/>
+              </w:rPr>
+              <w:t xml:space="preserve">The employment of the Employee by the Company </w:t>
             </w:r>
             <w:r>
               <w:rPr>
+                <w:rFonts w:ascii="Arial" w:hAnsi="Arial" w:cs="Arial"/>
+              </w:rPr>
+              <w:t xml:space="preserve">  </w:t>
+            </w:r>
+            <w:r>
+              <w:rPr>
+                <w:rFonts w:ascii="Arial" w:hAnsi="Arial" w:cs="Arial"/>
+              </w:rPr>
+              <w:t>in accordance with the terms of this agreement;</w:t>
+            </w:r>
+            <w:r>
+              <w:rPr>
+                <w:rFonts w:ascii="Arial" w:hAnsi="Arial" w:cs="Arial"/>
                 <w:b/>
               </w:rPr>
               <w:t xml:space="preserve"> </w:t>
@@ -454,323 +643,562 @@
     <w:p>
       <w:pPr>
         <w:ind w:left="5044" w:right="4" w:hanging="3764"/>
-      </w:pPr>
-      <w:proofErr w:type="gramStart"/>
-      <w:r>
-        <w:rPr>
+        <w:jc w:val="left"/>
+        <w:rPr>
+          <w:rFonts w:ascii="Arial" w:hAnsi="Arial" w:cs="Arial"/>
+        </w:rPr>
+      </w:pPr>
+      <w:r>
+        <w:rPr>
+          <w:rFonts w:ascii="Arial" w:hAnsi="Arial" w:cs="Arial"/>
           <w:b/>
         </w:rPr>
-        <w:t>c)“</w:t>
-      </w:r>
-      <w:proofErr w:type="gramEnd"/>
-      <w:r>
-        <w:rPr>
+        <w:t>c)“Termination ”</w:t>
+      </w:r>
+      <w:r>
+        <w:rPr>
+          <w:rFonts w:ascii="Arial" w:hAnsi="Arial" w:cs="Arial"/>
           <w:b/>
         </w:rPr>
-        <w:t>Termination ”</w:t>
-      </w:r>
-      <w:r>
-        <w:rPr>
+        <w:t xml:space="preserve">          </w:t>
+      </w:r>
+      <w:r>
+        <w:rPr>
+          <w:rFonts w:ascii="Arial" w:hAnsi="Arial" w:cs="Arial"/>
           <w:b/>
         </w:rPr>
-        <w:t xml:space="preserve">                 </w:t>
-      </w:r>
-      <w:r>
+        <w:t>:</w:t>
+      </w:r>
+      <w:r>
+        <w:rPr>
+          <w:rFonts w:ascii="Arial" w:hAnsi="Arial" w:cs="Arial"/>
+          <w:b/>
+        </w:rPr>
+        <w:t xml:space="preserve">       </w:t>
+      </w:r>
+      <w:r>
+        <w:rPr>
+          <w:rFonts w:ascii="Arial" w:hAnsi="Arial" w:cs="Arial"/>
+        </w:rPr>
         <w:t xml:space="preserve"> </w:t>
       </w:r>
       <w:r>
         <w:rPr>
-          <w:rFonts w:ascii="Arial" w:eastAsia="Arial" w:hAnsi="Arial" w:cs="Arial"/>
+          <w:rFonts w:ascii="Arial" w:hAnsi="Arial" w:cs="Arial"/>
+        </w:rPr>
+        <w:t xml:space="preserve">     </w:t>
+      </w:r>
+      <w:r>
+        <w:rPr>
+          <w:rFonts w:ascii="Arial" w:hAnsi="Arial" w:cs="Arial"/>
+        </w:rPr>
+        <w:t xml:space="preserve">   </w:t>
+      </w:r>
+      <w:r>
+        <w:rPr>
+          <w:rFonts w:ascii="Arial" w:hAnsi="Arial" w:cs="Arial"/>
+        </w:rPr>
+        <w:t xml:space="preserve">An employee may be </w:t>
+      </w:r>
+      <w:r>
+        <w:rPr>
+          <w:rFonts w:ascii="Arial" w:hAnsi="Arial" w:cs="Arial"/>
+        </w:rPr>
+        <w:t>suspended from work</w:t>
+      </w:r>
+      <w:r>
+        <w:rPr>
+          <w:rFonts w:ascii="Arial" w:hAnsi="Arial" w:cs="Arial"/>
         </w:rPr>
         <w:t xml:space="preserve"> </w:t>
       </w:r>
       <w:r>
-        <w:t xml:space="preserve">An employee may be </w:t>
-      </w:r>
-      <w:r>
-        <w:t>suspended from work immediately if</w:t>
-      </w:r>
-      <w:r>
+        <w:rPr>
+          <w:rFonts w:ascii="Arial" w:hAnsi="Arial" w:cs="Arial"/>
+        </w:rPr>
+        <w:t>immediately if</w:t>
+      </w:r>
+      <w:r>
+        <w:rPr>
+          <w:rFonts w:ascii="Arial" w:hAnsi="Arial" w:cs="Arial"/>
+        </w:rPr>
         <w:t xml:space="preserve"> he/she has allegedly committed or is allegedly involved in any one of the following offences:  </w:t>
       </w:r>
+    </w:p>
+    <w:p>
+      <w:pPr>
+        <w:ind w:left="5044" w:right="4" w:hanging="3764"/>
+        <w:jc w:val="left"/>
+        <w:rPr>
+          <w:rFonts w:ascii="Arial" w:hAnsi="Arial" w:cs="Arial"/>
+        </w:rPr>
+      </w:pPr>
+    </w:p>
+    <w:p>
+      <w:pPr>
+        <w:ind w:left="5204" w:right="4" w:hanging="3764"/>
+        <w:rPr>
+          <w:rFonts w:ascii="Arial" w:hAnsi="Arial" w:cs="Arial"/>
+          <w:b/>
+          <w:bCs/>
+        </w:rPr>
+      </w:pPr>
+    </w:p>
+    <w:p>
+      <w:pPr>
+        <w:ind w:left="0" w:right="4" w:firstLine="0"/>
+        <w:rPr>
+          <w:rFonts w:ascii="Arial" w:hAnsi="Arial" w:cs="Arial"/>
+          <w:b/>
+          <w:bCs/>
+        </w:rPr>
+      </w:pPr>
+    </w:p>
+    <w:p>
+      <w:pPr>
+        <w:ind w:left="5204" w:right="4" w:hanging="3764"/>
+        <w:rPr>
+          <w:rFonts w:ascii="Arial" w:hAnsi="Arial" w:cs="Arial"/>
+          <w:b/>
+          <w:bCs/>
+        </w:rPr>
+      </w:pPr>
+      <w:r>
+        <w:rPr>
+          <w:rFonts w:ascii="Arial" w:hAnsi="Arial" w:cs="Arial"/>
+          <w:b/>
+          <w:bCs/>
+        </w:rPr>
+        <w:lastRenderedPageBreak/>
+        <w:t xml:space="preserve">                        Termination (or) Suspension</w:t>
+      </w:r>
+    </w:p>
+    <w:p>
+      <w:pPr>
+        <w:ind w:left="5204" w:right="4" w:hanging="3764"/>
+        <w:rPr>
+          <w:rFonts w:ascii="Arial" w:hAnsi="Arial" w:cs="Arial"/>
+          <w:b/>
+          <w:bCs/>
+        </w:rPr>
+      </w:pPr>
     </w:p>
     <w:p>
       <w:pPr>
         <w:numPr>
           <w:ilvl w:val="0"/>
-          <w:numId w:val="1"/>
+          <w:numId w:val="7"/>
         </w:numPr>
         <w:spacing w:after="5" w:line="259" w:lineRule="auto"/>
-        <w:ind w:right="4" w:hanging="286"/>
-      </w:pPr>
-      <w:r>
-        <w:t xml:space="preserve">Assault/attempted assault.  </w:t>
+        <w:ind w:left="880" w:right="4"/>
+        <w:rPr>
+          <w:rFonts w:ascii="Arial" w:hAnsi="Arial" w:cs="Arial"/>
+        </w:rPr>
+      </w:pPr>
+      <w:r>
+        <w:rPr>
+          <w:rFonts w:ascii="Arial" w:hAnsi="Arial" w:cs="Arial"/>
+        </w:rPr>
+        <w:t>Assault/attempted assault.</w:t>
       </w:r>
     </w:p>
     <w:p>
       <w:pPr>
         <w:numPr>
           <w:ilvl w:val="0"/>
-          <w:numId w:val="1"/>
+          <w:numId w:val="7"/>
         </w:numPr>
         <w:spacing w:after="5" w:line="259" w:lineRule="auto"/>
-        <w:ind w:right="4" w:hanging="286"/>
-      </w:pPr>
-      <w:r>
-        <w:t xml:space="preserve">Sleeping on duty  </w:t>
+        <w:ind w:left="880" w:right="4"/>
+        <w:rPr>
+          <w:rFonts w:ascii="Arial" w:hAnsi="Arial" w:cs="Arial"/>
+        </w:rPr>
+      </w:pPr>
+      <w:r>
+        <w:rPr>
+          <w:rFonts w:ascii="Arial" w:hAnsi="Arial" w:cs="Arial"/>
+        </w:rPr>
+        <w:t>Sleeping on duty</w:t>
       </w:r>
     </w:p>
     <w:p>
       <w:pPr>
         <w:numPr>
           <w:ilvl w:val="0"/>
-          <w:numId w:val="1"/>
+          <w:numId w:val="7"/>
         </w:numPr>
-        <w:ind w:right="4" w:hanging="286"/>
-      </w:pPr>
-      <w:r>
-        <w:t xml:space="preserve">Negligent loss, driving, damage or misuse of company property.  </w:t>
+        <w:ind w:left="880" w:right="4"/>
+        <w:rPr>
+          <w:rFonts w:ascii="Arial" w:hAnsi="Arial" w:cs="Arial"/>
+        </w:rPr>
+      </w:pPr>
+      <w:r>
+        <w:rPr>
+          <w:rFonts w:ascii="Arial" w:hAnsi="Arial" w:cs="Arial"/>
+        </w:rPr>
+        <w:t>Negligent loss, driving, damage or misuse of company property.</w:t>
       </w:r>
     </w:p>
     <w:p>
       <w:pPr>
         <w:numPr>
           <w:ilvl w:val="0"/>
-          <w:numId w:val="1"/>
+          <w:numId w:val="7"/>
         </w:numPr>
-        <w:ind w:right="4" w:hanging="286"/>
-      </w:pPr>
-      <w:r>
-        <w:t xml:space="preserve">Abuse of electronic/data facilities  </w:t>
+        <w:ind w:left="880" w:right="4"/>
+        <w:rPr>
+          <w:rFonts w:ascii="Arial" w:hAnsi="Arial" w:cs="Arial"/>
+        </w:rPr>
+      </w:pPr>
+      <w:r>
+        <w:rPr>
+          <w:rFonts w:ascii="Arial" w:hAnsi="Arial" w:cs="Arial"/>
+        </w:rPr>
+        <w:t>Abuse of electronic/data facilities</w:t>
       </w:r>
     </w:p>
     <w:p>
       <w:pPr>
         <w:numPr>
           <w:ilvl w:val="0"/>
-          <w:numId w:val="1"/>
+          <w:numId w:val="7"/>
         </w:numPr>
         <w:spacing w:after="5" w:line="259" w:lineRule="auto"/>
-        <w:ind w:right="4" w:hanging="286"/>
-      </w:pPr>
-      <w:r>
-        <w:t xml:space="preserve">Fighting </w:t>
+        <w:ind w:left="880" w:right="4"/>
+        <w:rPr>
+          <w:rFonts w:ascii="Arial" w:hAnsi="Arial" w:cs="Arial"/>
+        </w:rPr>
+      </w:pPr>
+      <w:r>
+        <w:rPr>
+          <w:rFonts w:ascii="Arial" w:hAnsi="Arial" w:cs="Arial"/>
+        </w:rPr>
+        <w:t>Fighting</w:t>
       </w:r>
     </w:p>
     <w:p>
       <w:pPr>
         <w:numPr>
           <w:ilvl w:val="0"/>
-          <w:numId w:val="1"/>
+          <w:numId w:val="7"/>
         </w:numPr>
         <w:spacing w:after="5" w:line="259" w:lineRule="auto"/>
-        <w:ind w:right="4" w:hanging="286"/>
-      </w:pPr>
-      <w:r>
-        <w:t xml:space="preserve">Riotous Behavior  </w:t>
+        <w:ind w:left="880" w:right="4"/>
+        <w:rPr>
+          <w:rFonts w:ascii="Arial" w:hAnsi="Arial" w:cs="Arial"/>
+        </w:rPr>
+      </w:pPr>
+      <w:r>
+        <w:rPr>
+          <w:rFonts w:ascii="Arial" w:hAnsi="Arial" w:cs="Arial"/>
+        </w:rPr>
+        <w:t>Riotous Behavior</w:t>
       </w:r>
     </w:p>
     <w:p>
       <w:pPr>
         <w:numPr>
           <w:ilvl w:val="0"/>
-          <w:numId w:val="1"/>
+          <w:numId w:val="7"/>
         </w:numPr>
         <w:spacing w:after="5" w:line="259" w:lineRule="auto"/>
-        <w:ind w:right="4" w:hanging="286"/>
-      </w:pPr>
-      <w:r>
-        <w:t xml:space="preserve">Alcohol and drug offences  </w:t>
+        <w:ind w:left="880" w:right="4"/>
+        <w:rPr>
+          <w:rFonts w:ascii="Arial" w:hAnsi="Arial" w:cs="Arial"/>
+        </w:rPr>
+      </w:pPr>
+      <w:r>
+        <w:rPr>
+          <w:rFonts w:ascii="Arial" w:hAnsi="Arial" w:cs="Arial"/>
+        </w:rPr>
+        <w:t>Alcohol and drug offences</w:t>
       </w:r>
     </w:p>
     <w:p>
       <w:pPr>
         <w:numPr>
           <w:ilvl w:val="0"/>
-          <w:numId w:val="1"/>
+          <w:numId w:val="7"/>
         </w:numPr>
-        <w:ind w:right="4" w:hanging="286"/>
-      </w:pPr>
-      <w:r>
-        <w:lastRenderedPageBreak/>
-        <w:t xml:space="preserve">Willful loss, damage or misuse of company property  </w:t>
+        <w:ind w:left="880" w:right="4"/>
+        <w:rPr>
+          <w:rFonts w:ascii="Arial" w:hAnsi="Arial" w:cs="Arial"/>
+        </w:rPr>
+      </w:pPr>
+      <w:r>
+        <w:rPr>
+          <w:rFonts w:ascii="Arial" w:hAnsi="Arial" w:cs="Arial"/>
+        </w:rPr>
+        <w:t>Willful loss, damage or misuse of company property</w:t>
       </w:r>
     </w:p>
     <w:p>
       <w:pPr>
         <w:numPr>
           <w:ilvl w:val="0"/>
-          <w:numId w:val="1"/>
+          <w:numId w:val="7"/>
         </w:numPr>
-        <w:ind w:right="4" w:hanging="286"/>
-        <w:rPr>
+        <w:ind w:left="880" w:right="4"/>
+        <w:rPr>
+          <w:rFonts w:ascii="Arial" w:hAnsi="Arial" w:cs="Arial"/>
           <w:szCs w:val="24"/>
         </w:rPr>
       </w:pPr>
       <w:r>
+        <w:rPr>
+          <w:rFonts w:ascii="Arial" w:hAnsi="Arial" w:cs="Arial"/>
+        </w:rPr>
         <w:t xml:space="preserve">Theft/Unauthorized possession of company </w:t>
       </w:r>
       <w:r>
         <w:rPr>
+          <w:rFonts w:ascii="Arial" w:hAnsi="Arial" w:cs="Arial"/>
           <w:szCs w:val="24"/>
         </w:rPr>
-        <w:t xml:space="preserve">property  </w:t>
+        <w:t>property</w:t>
       </w:r>
     </w:p>
     <w:p>
       <w:pPr>
         <w:numPr>
           <w:ilvl w:val="0"/>
-          <w:numId w:val="1"/>
+          <w:numId w:val="7"/>
         </w:numPr>
         <w:spacing w:after="5" w:line="259" w:lineRule="auto"/>
-        <w:ind w:right="4" w:hanging="286"/>
-        <w:rPr>
+        <w:ind w:left="880" w:right="4"/>
+        <w:rPr>
+          <w:rFonts w:ascii="Arial" w:hAnsi="Arial" w:cs="Arial"/>
           <w:szCs w:val="24"/>
         </w:rPr>
       </w:pPr>
       <w:r>
         <w:rPr>
+          <w:rFonts w:ascii="Arial" w:hAnsi="Arial" w:cs="Arial"/>
           <w:szCs w:val="24"/>
         </w:rPr>
-        <w:t xml:space="preserve">Breach of Trust.  </w:t>
+        <w:t>Breach of Trust.</w:t>
       </w:r>
     </w:p>
     <w:p>
       <w:pPr>
         <w:numPr>
           <w:ilvl w:val="0"/>
-          <w:numId w:val="1"/>
+          <w:numId w:val="7"/>
         </w:numPr>
-        <w:ind w:right="4" w:hanging="286"/>
-        <w:rPr>
+        <w:ind w:left="880" w:right="4"/>
+        <w:rPr>
+          <w:rFonts w:ascii="Arial" w:hAnsi="Arial" w:cs="Arial"/>
           <w:szCs w:val="24"/>
         </w:rPr>
       </w:pPr>
       <w:r>
         <w:rPr>
+          <w:rFonts w:ascii="Arial" w:hAnsi="Arial" w:cs="Arial"/>
           <w:szCs w:val="24"/>
         </w:rPr>
-        <w:t xml:space="preserve">Offences related to dishonesty.  </w:t>
+        <w:t>Offences related to dishonesty.</w:t>
       </w:r>
     </w:p>
     <w:p>
       <w:pPr>
         <w:numPr>
           <w:ilvl w:val="0"/>
-          <w:numId w:val="1"/>
+          <w:numId w:val="7"/>
         </w:numPr>
-        <w:ind w:right="4" w:hanging="286"/>
-        <w:rPr>
+        <w:ind w:left="880" w:right="4"/>
+        <w:rPr>
+          <w:rFonts w:ascii="Arial" w:hAnsi="Arial" w:cs="Arial"/>
           <w:szCs w:val="24"/>
         </w:rPr>
       </w:pPr>
       <w:r>
         <w:rPr>
+          <w:rFonts w:ascii="Arial" w:hAnsi="Arial" w:cs="Arial"/>
           <w:szCs w:val="24"/>
         </w:rPr>
-        <w:t xml:space="preserve">Offences related to Industrial Action.  </w:t>
-      </w:r>
-    </w:p>
-    <w:p>
-      <w:pPr>
-        <w:ind w:left="5028" w:right="4" w:firstLine="0"/>
-        <w:rPr>
-          <w:szCs w:val="24"/>
-        </w:rPr>
-      </w:pPr>
-      <w:r>
-        <w:rPr>
-          <w:szCs w:val="24"/>
-        </w:rPr>
-        <w:t>m)</w:t>
-      </w:r>
-      <w:r>
-        <w:rPr>
-          <w:szCs w:val="24"/>
-        </w:rPr>
-        <w:t xml:space="preserve"> </w:t>
-      </w:r>
-      <w:r>
-        <w:rPr>
-          <w:szCs w:val="24"/>
-        </w:rPr>
-        <w:t xml:space="preserve">Any act or omission which intentionally endangers the health or safety of others, or is likely to cause damage to Company property  </w:t>
-      </w:r>
-    </w:p>
-    <w:p>
-      <w:pPr>
-        <w:ind w:right="4"/>
-        <w:rPr>
-          <w:szCs w:val="24"/>
-        </w:rPr>
-      </w:pPr>
-      <w:r>
-        <w:rPr>
-          <w:szCs w:val="24"/>
-        </w:rPr>
-        <w:t xml:space="preserve">                                                                                    n) </w:t>
-      </w:r>
-      <w:r>
-        <w:rPr>
-          <w:szCs w:val="24"/>
-        </w:rPr>
-        <w:t xml:space="preserve">Abusive or provocative language </w:t>
-      </w:r>
-    </w:p>
-    <w:p>
-      <w:pPr>
+        <w:t>Offences related to Industrial Action.</w:t>
+      </w:r>
+    </w:p>
+    <w:p>
+      <w:pPr>
+        <w:pStyle w:val="ListParagraph"/>
         <w:numPr>
           <w:ilvl w:val="0"/>
-          <w:numId w:val="1"/>
+          <w:numId w:val="7"/>
         </w:numPr>
-        <w:ind w:right="4" w:hanging="286"/>
-        <w:rPr>
+        <w:ind w:left="880" w:right="4"/>
+        <w:rPr>
+          <w:rFonts w:ascii="Arial" w:hAnsi="Arial" w:cs="Arial"/>
           <w:szCs w:val="24"/>
         </w:rPr>
       </w:pPr>
       <w:r>
         <w:rPr>
+          <w:rFonts w:ascii="Arial" w:hAnsi="Arial" w:cs="Arial"/>
           <w:szCs w:val="24"/>
         </w:rPr>
-        <w:t xml:space="preserve">Insubordination (if the situation shows signs of getting out of control)  </w:t>
-      </w:r>
-    </w:p>
-    <w:p>
-      <w:pPr>
+        <w:t>Any act or omission which intentionally endangers the health or safety of others, or is likely to cause damage to Company property</w:t>
+      </w:r>
+    </w:p>
+    <w:p>
+      <w:pPr>
+        <w:pStyle w:val="ListParagraph"/>
         <w:numPr>
           <w:ilvl w:val="0"/>
-          <w:numId w:val="1"/>
+          <w:numId w:val="7"/>
         </w:numPr>
-        <w:ind w:right="4" w:hanging="286"/>
-        <w:rPr>
+        <w:ind w:left="880" w:right="4"/>
+        <w:rPr>
+          <w:rFonts w:ascii="Arial" w:hAnsi="Arial" w:cs="Arial"/>
           <w:szCs w:val="24"/>
         </w:rPr>
       </w:pPr>
       <w:r>
         <w:rPr>
+          <w:rFonts w:ascii="Arial" w:hAnsi="Arial" w:cs="Arial"/>
           <w:szCs w:val="24"/>
         </w:rPr>
-        <w:t xml:space="preserve">Persistent refusal to obey instructions </w:t>
-      </w:r>
+        <w:t>Abusive or provocative language</w:t>
+      </w:r>
+    </w:p>
+    <w:p>
+      <w:pPr>
+        <w:pStyle w:val="ListParagraph"/>
+        <w:numPr>
+          <w:ilvl w:val="0"/>
+          <w:numId w:val="8"/>
+        </w:numPr>
+        <w:ind w:left="870" w:right="4"/>
+        <w:rPr>
+          <w:rFonts w:ascii="Arial" w:hAnsi="Arial" w:cs="Arial"/>
+          <w:szCs w:val="24"/>
+        </w:rPr>
+      </w:pPr>
+      <w:r>
+        <w:rPr>
+          <w:rFonts w:ascii="Arial" w:hAnsi="Arial" w:cs="Arial"/>
+          <w:szCs w:val="24"/>
+        </w:rPr>
+        <w:t>Insubordination (if the situation shows signs of getting out of control)</w:t>
+      </w:r>
+    </w:p>
+    <w:p>
+      <w:pPr>
+        <w:ind w:left="170"/>
+        <w:rPr>
+          <w:rFonts w:ascii="Arial" w:hAnsi="Arial" w:cs="Arial"/>
+        </w:rPr>
+      </w:pPr>
+      <w:r>
+        <w:rPr>
+          <w:rFonts w:ascii="Arial" w:hAnsi="Arial" w:cs="Arial"/>
+        </w:rPr>
+        <w:t xml:space="preserve">     P)  Persistent refusal to obey instructions</w:t>
+      </w:r>
+    </w:p>
+    <w:p>
+      <w:pPr>
+        <w:ind w:left="170"/>
+        <w:jc w:val="left"/>
+        <w:rPr>
+          <w:rFonts w:ascii="Arial" w:hAnsi="Arial" w:cs="Arial"/>
+        </w:rPr>
+      </w:pPr>
+      <w:r>
+        <w:rPr>
+          <w:rFonts w:ascii="Arial" w:hAnsi="Arial" w:cs="Arial"/>
+        </w:rPr>
+        <w:t xml:space="preserve">     q) Failure to Perform Job Responsibilities</w:t>
+      </w:r>
+      <w:r>
+        <w:rPr>
+          <w:rFonts w:ascii="Arial" w:hAnsi="Arial" w:cs="Arial"/>
+        </w:rPr>
+        <w:br/>
+        <w:t xml:space="preserve">     r)  Harassment (Including Sexual Harassment)</w:t>
+      </w:r>
+    </w:p>
+    <w:p>
+      <w:pPr>
+        <w:pStyle w:val="ListParagraph"/>
+        <w:numPr>
+          <w:ilvl w:val="0"/>
+          <w:numId w:val="9"/>
+        </w:numPr>
+        <w:ind w:left="810"/>
+        <w:rPr>
+          <w:rFonts w:ascii="Arial" w:hAnsi="Arial" w:cs="Arial"/>
+        </w:rPr>
+      </w:pPr>
+      <w:r>
+        <w:rPr>
+          <w:rFonts w:ascii="Arial" w:hAnsi="Arial" w:cs="Arial"/>
+          <w:szCs w:val="24"/>
+        </w:rPr>
+        <w:t>Failure to Maintain Confidentiality</w:t>
+      </w:r>
+    </w:p>
+    <w:p>
+      <w:pPr>
+        <w:pStyle w:val="ListParagraph"/>
+        <w:numPr>
+          <w:ilvl w:val="0"/>
+          <w:numId w:val="9"/>
+        </w:numPr>
+        <w:ind w:left="810" w:right="4"/>
+        <w:rPr>
+          <w:rFonts w:ascii="Arial" w:hAnsi="Arial" w:cs="Arial"/>
+          <w:szCs w:val="24"/>
+        </w:rPr>
+      </w:pPr>
+      <w:r>
+        <w:rPr>
+          <w:rFonts w:ascii="Arial" w:hAnsi="Arial" w:cs="Arial"/>
+          <w:szCs w:val="24"/>
+        </w:rPr>
+        <w:t>Reckless Social Media Use</w:t>
+      </w:r>
+    </w:p>
+    <w:p>
+      <w:pPr>
+        <w:numPr>
+          <w:ilvl w:val="0"/>
+          <w:numId w:val="9"/>
+        </w:numPr>
+        <w:ind w:left="810" w:right="4"/>
+        <w:rPr>
+          <w:rFonts w:ascii="Arial" w:hAnsi="Arial" w:cs="Arial"/>
+          <w:szCs w:val="24"/>
+        </w:rPr>
+      </w:pPr>
+      <w:r>
+        <w:rPr>
+          <w:rFonts w:ascii="Arial" w:hAnsi="Arial" w:cs="Arial"/>
+          <w:szCs w:val="24"/>
+        </w:rPr>
+        <w:t>Discussing Salary with Colleague</w:t>
+      </w:r>
+    </w:p>
+    <w:p>
+      <w:pPr>
+        <w:ind w:left="170" w:right="4"/>
+        <w:rPr>
+          <w:rFonts w:ascii="Arial" w:hAnsi="Arial" w:cs="Arial"/>
+          <w:szCs w:val="24"/>
+        </w:rPr>
+      </w:pPr>
     </w:p>
     <w:p>
       <w:pPr>
         <w:ind w:right="4"/>
         <w:rPr>
+          <w:rFonts w:ascii="Arial" w:hAnsi="Arial" w:cs="Arial"/>
           <w:szCs w:val="24"/>
         </w:rPr>
       </w:pPr>
-    </w:p>
-    <w:p>
-      <w:pPr>
-        <w:ind w:right="4"/>
-        <w:rPr>
-          <w:szCs w:val="24"/>
-        </w:rPr>
-      </w:pPr>
-      <w:r>
-        <w:rPr>
+      <w:r>
+        <w:rPr>
+          <w:rFonts w:ascii="Arial" w:hAnsi="Arial" w:cs="Arial"/>
           <w:szCs w:val="24"/>
         </w:rPr>
         <w:t xml:space="preserve"> In cases of suspension or termination of an employee, the company reserves the right to withhold the employee's final salary payment until all outstanding matters are resolved. Additionally, no salary or documents will be provided to the employee in such cases</w:t>
@@ -782,28 +1210,21 @@
         <w:ind w:left="452" w:firstLine="0"/>
         <w:jc w:val="left"/>
         <w:rPr>
+          <w:rFonts w:ascii="Arial" w:hAnsi="Arial" w:cs="Arial"/>
           <w:szCs w:val="24"/>
         </w:rPr>
       </w:pPr>
       <w:r>
         <w:rPr>
+          <w:rFonts w:ascii="Arial" w:hAnsi="Arial" w:cs="Arial"/>
           <w:b/>
           <w:szCs w:val="24"/>
         </w:rPr>
         <w:t xml:space="preserve"> </w:t>
       </w:r>
-    </w:p>
-    <w:p>
-      <w:pPr>
-        <w:spacing w:after="62" w:line="259" w:lineRule="auto"/>
-        <w:ind w:left="812" w:firstLine="0"/>
-        <w:jc w:val="left"/>
-        <w:rPr>
-          <w:szCs w:val="24"/>
-        </w:rPr>
-      </w:pPr>
-      <w:r>
-        <w:rPr>
+      <w:r>
+        <w:rPr>
+          <w:rFonts w:ascii="Arial" w:hAnsi="Arial" w:cs="Arial"/>
           <w:szCs w:val="24"/>
         </w:rPr>
         <w:t xml:space="preserve"> </w:t>
@@ -814,12 +1235,14 @@
         <w:pStyle w:val="Heading1"/>
         <w:ind w:left="797" w:hanging="360"/>
         <w:rPr>
+          <w:rFonts w:ascii="Arial" w:hAnsi="Arial" w:cs="Arial"/>
           <w:sz w:val="24"/>
           <w:szCs w:val="24"/>
         </w:rPr>
       </w:pPr>
       <w:r>
         <w:rPr>
+          <w:rFonts w:ascii="Arial" w:hAnsi="Arial" w:cs="Arial"/>
           <w:sz w:val="24"/>
           <w:szCs w:val="24"/>
         </w:rPr>
@@ -829,40 +1252,55 @@
     <w:p>
       <w:pPr>
         <w:ind w:left="812" w:right="4" w:hanging="360"/>
-      </w:pPr>
-      <w:r>
-        <w:rPr>
+        <w:rPr>
+          <w:rFonts w:ascii="Arial" w:hAnsi="Arial" w:cs="Arial"/>
+        </w:rPr>
+      </w:pPr>
+      <w:r>
+        <w:rPr>
+          <w:rFonts w:ascii="Arial" w:hAnsi="Arial" w:cs="Arial"/>
           <w:szCs w:val="24"/>
         </w:rPr>
         <w:t>a.</w:t>
       </w:r>
       <w:r>
         <w:rPr>
-          <w:rFonts w:eastAsia="Arial" w:cs="Arial"/>
+          <w:rFonts w:ascii="Arial" w:eastAsia="Arial" w:hAnsi="Arial" w:cs="Arial"/>
           <w:szCs w:val="24"/>
         </w:rPr>
         <w:t xml:space="preserve"> </w:t>
       </w:r>
       <w:r>
         <w:rPr>
+          <w:rFonts w:ascii="Arial" w:hAnsi="Arial" w:cs="Arial"/>
           <w:szCs w:val="24"/>
         </w:rPr>
         <w:t xml:space="preserve">It is understood and agreed that the </w:t>
       </w:r>
       <w:r>
         <w:rPr>
+          <w:rFonts w:ascii="Arial" w:hAnsi="Arial" w:cs="Arial"/>
           <w:szCs w:val="24"/>
         </w:rPr>
-        <w:t>first 60</w:t>
-      </w:r>
-      <w:r>
-        <w:rPr>
+        <w:t xml:space="preserve">first </w:t>
+      </w:r>
+      <w:r>
+        <w:rPr>
+          <w:rFonts w:ascii="Arial" w:hAnsi="Arial" w:cs="Arial"/>
           <w:szCs w:val="24"/>
         </w:rPr>
+        <w:t>90</w:t>
+      </w:r>
+      <w:r>
+        <w:rPr>
+          <w:rFonts w:ascii="Arial" w:hAnsi="Arial" w:cs="Arial"/>
+          <w:szCs w:val="24"/>
+        </w:rPr>
         <w:t xml:space="preserve"> days of employment shall constitute a probationary period (“</w:t>
       </w:r>
       <w:r>
         <w:rPr>
+          <w:rFonts w:ascii="Arial" w:hAnsi="Arial" w:cs="Arial"/>
           <w:b/>
           <w:szCs w:val="24"/>
         </w:rPr>
@@ -870,53 +1308,51 @@
       </w:r>
       <w:r>
         <w:rPr>
+          <w:rFonts w:ascii="Arial" w:hAnsi="Arial" w:cs="Arial"/>
           <w:szCs w:val="24"/>
         </w:rPr>
         <w:t>”) during which period the Employer</w:t>
       </w:r>
       <w:r>
+        <w:rPr>
+          <w:rFonts w:ascii="Arial" w:hAnsi="Arial" w:cs="Arial"/>
+        </w:rPr>
         <w:t xml:space="preserve"> will give necessary training to the employee, and also the </w:t>
       </w:r>
       <w:r>
+        <w:rPr>
+          <w:rFonts w:ascii="Arial" w:hAnsi="Arial" w:cs="Arial"/>
+        </w:rPr>
         <w:t>employer in</w:t>
       </w:r>
       <w:r>
+        <w:rPr>
+          <w:rFonts w:ascii="Arial" w:hAnsi="Arial" w:cs="Arial"/>
+        </w:rPr>
         <w:t xml:space="preserve"> its absolute discretion, terminate the Employee's employment, without assigning any reasons and without notice or cause. After successful completion of the Probationary Period the employee should work for a period of 1 (one) </w:t>
       </w:r>
       <w:r>
-        <w:t xml:space="preserve">year. </w:t>
-      </w:r>
-      <w:r>
-        <w:t xml:space="preserve">If an employee wishes to resign, they are required to submit the two </w:t>
-      </w:r>
-      <w:r>
-        <w:t>months’ notice</w:t>
-      </w:r>
-      <w:r>
-        <w:t xml:space="preserve"> to the company or if the company wishes to terminate an </w:t>
-      </w:r>
-      <w:r>
-        <w:t>employee,</w:t>
-      </w:r>
-      <w:r>
-        <w:t xml:space="preserve"> </w:t>
-      </w:r>
-      <w:r>
-        <w:t>they</w:t>
-      </w:r>
-      <w:r>
-        <w:t xml:space="preserve"> will provide one month of notice to the </w:t>
-      </w:r>
-      <w:r>
-        <w:t>employee. If</w:t>
-      </w:r>
-      <w:r>
-        <w:t xml:space="preserve"> the employee breaks the agreement he/she has to pay 3 month’s salary as a compensation to the company failing which action will be taken against the employee in the jurisdiction</w:t>
-      </w:r>
-      <w:r>
-        <w:t xml:space="preserve"> </w:t>
-      </w:r>
-      <w:r>
+        <w:rPr>
+          <w:rFonts w:ascii="Arial" w:hAnsi="Arial" w:cs="Arial"/>
+        </w:rPr>
+        <w:t>year. If an employee wishes to resign, they are required to submit the t</w:t>
+      </w:r>
+      <w:r>
+        <w:rPr>
+          <w:rFonts w:ascii="Arial" w:hAnsi="Arial" w:cs="Arial"/>
+        </w:rPr>
+        <w:t>hree</w:t>
+      </w:r>
+      <w:r>
+        <w:rPr>
+          <w:rFonts w:ascii="Arial" w:hAnsi="Arial" w:cs="Arial"/>
+        </w:rPr>
+        <w:t xml:space="preserve"> months’ notice to the company or if the company wishes to terminate an employee, they will provide one month of notice to the employee. If the employee breaks the agreement he/she has to pay 3 month’s salary as a compensation to the company failing which action will be taken against the employee in the jurisdiction </w:t>
+      </w:r>
+      <w:r>
+        <w:rPr>
+          <w:rFonts w:ascii="Arial" w:hAnsi="Arial" w:cs="Arial"/>
+        </w:rPr>
         <w:t xml:space="preserve">of the Hyderabad Courts.  </w:t>
       </w:r>
     </w:p>
@@ -925,46 +1361,104 @@
         <w:spacing w:after="60" w:line="259" w:lineRule="auto"/>
         <w:ind w:left="812" w:firstLine="0"/>
         <w:jc w:val="left"/>
-      </w:pPr>
-      <w:r>
+        <w:rPr>
+          <w:rFonts w:ascii="Arial" w:hAnsi="Arial" w:cs="Arial"/>
+        </w:rPr>
+      </w:pPr>
+      <w:r>
+        <w:rPr>
+          <w:rFonts w:ascii="Arial" w:hAnsi="Arial" w:cs="Arial"/>
+        </w:rPr>
         <w:t xml:space="preserve"> </w:t>
       </w:r>
+    </w:p>
+    <w:p>
+      <w:pPr>
+        <w:spacing w:after="60" w:line="259" w:lineRule="auto"/>
+        <w:ind w:left="812" w:firstLine="0"/>
+        <w:jc w:val="left"/>
+        <w:rPr>
+          <w:rFonts w:ascii="Arial" w:hAnsi="Arial" w:cs="Arial"/>
+        </w:rPr>
+      </w:pPr>
+    </w:p>
+    <w:p>
+      <w:pPr>
+        <w:spacing w:after="60" w:line="259" w:lineRule="auto"/>
+        <w:ind w:left="812" w:firstLine="0"/>
+        <w:jc w:val="left"/>
+        <w:rPr>
+          <w:rFonts w:ascii="Arial" w:hAnsi="Arial" w:cs="Arial"/>
+        </w:rPr>
+      </w:pPr>
     </w:p>
     <w:p>
       <w:pPr>
         <w:pStyle w:val="Heading1"/>
         <w:ind w:left="797" w:hanging="360"/>
-      </w:pPr>
-      <w:r>
+        <w:rPr>
+          <w:rFonts w:ascii="Arial" w:hAnsi="Arial" w:cs="Arial"/>
+        </w:rPr>
+      </w:pPr>
+      <w:r>
+        <w:rPr>
+          <w:rFonts w:ascii="Arial" w:hAnsi="Arial" w:cs="Arial"/>
+        </w:rPr>
         <w:t xml:space="preserve">Performance of Duties  </w:t>
       </w:r>
     </w:p>
     <w:p>
       <w:pPr>
-        <w:ind w:left="812" w:right="4" w:hanging="360"/>
-      </w:pPr>
-      <w:r>
-        <w:t>a.</w:t>
-      </w:r>
-      <w:r>
-        <w:rPr>
-          <w:rFonts w:ascii="Arial" w:eastAsia="Arial" w:hAnsi="Arial" w:cs="Arial"/>
-        </w:rPr>
-        <w:t xml:space="preserve"> </w:t>
-      </w:r>
-      <w:r>
+        <w:pStyle w:val="ListParagraph"/>
+        <w:numPr>
+          <w:ilvl w:val="0"/>
+          <w:numId w:val="4"/>
+        </w:numPr>
+        <w:ind w:right="4"/>
+        <w:rPr>
+          <w:rFonts w:ascii="Arial" w:hAnsi="Arial" w:cs="Arial"/>
+        </w:rPr>
+      </w:pPr>
+      <w:r>
+        <w:rPr>
+          <w:rFonts w:ascii="Arial" w:hAnsi="Arial" w:cs="Arial"/>
+        </w:rPr>
         <w:t xml:space="preserve">The Employee agrees that during the Employment Period, he/she shall devote his/her full business time to the business affairs of the Company and shall perform the duties assigned to him/her faithfully and efficiently, and shall endeavor, to the best of his/her abilities to achieve the goals and adhere to the parameters set by the Company.  </w:t>
       </w:r>
-    </w:p>
-    <w:p>
-      <w:pPr>
-        <w:spacing w:after="0" w:line="259" w:lineRule="auto"/>
-        <w:ind w:left="812" w:firstLine="0"/>
-        <w:jc w:val="left"/>
-      </w:pPr>
-      <w:r>
-        <w:t xml:space="preserve"> </w:t>
-      </w:r>
+      <w:r>
+        <w:rPr>
+          <w:rFonts w:ascii="Arial" w:hAnsi="Arial" w:cs="Arial"/>
+        </w:rPr>
+        <w:br/>
+      </w:r>
+    </w:p>
+    <w:p>
+      <w:pPr>
+        <w:pStyle w:val="ListParagraph"/>
+        <w:numPr>
+          <w:ilvl w:val="0"/>
+          <w:numId w:val="4"/>
+        </w:numPr>
+        <w:ind w:right="4"/>
+        <w:rPr>
+          <w:rFonts w:ascii="Arial" w:hAnsi="Arial" w:cs="Arial"/>
+        </w:rPr>
+      </w:pPr>
+      <w:r>
+        <w:rPr>
+          <w:rFonts w:ascii="Arial" w:hAnsi="Arial" w:cs="Arial"/>
+        </w:rPr>
+        <w:t>In the event the Employee fails to perform their duties satisfactorily, the Company reserves the right to terminate their employment in accordance with applicable policies and procedures.</w:t>
+      </w:r>
+    </w:p>
+    <w:p>
+      <w:pPr>
+        <w:pStyle w:val="ListParagraph"/>
+        <w:ind w:left="812" w:right="4" w:firstLine="0"/>
+        <w:rPr>
+          <w:rFonts w:ascii="Arial" w:hAnsi="Arial" w:cs="Arial"/>
+        </w:rPr>
+      </w:pPr>
     </w:p>
     <w:p>
       <w:pPr>
@@ -974,8 +1468,14 @@
           <w:numId w:val="0"/>
         </w:numPr>
         <w:ind w:left="822"/>
-      </w:pPr>
-      <w:r>
+        <w:rPr>
+          <w:rFonts w:ascii="Arial" w:hAnsi="Arial" w:cs="Arial"/>
+        </w:rPr>
+      </w:pPr>
+      <w:r>
+        <w:rPr>
+          <w:rFonts w:ascii="Arial" w:hAnsi="Arial" w:cs="Arial"/>
+        </w:rPr>
         <w:t xml:space="preserve">Obligations of the Employee </w:t>
       </w:r>
     </w:p>
@@ -984,9 +1484,13 @@
         <w:spacing w:after="0" w:line="259" w:lineRule="auto"/>
         <w:ind w:left="812" w:firstLine="0"/>
         <w:jc w:val="left"/>
-      </w:pPr>
-      <w:r>
-        <w:rPr>
+        <w:rPr>
+          <w:rFonts w:ascii="Arial" w:hAnsi="Arial" w:cs="Arial"/>
+        </w:rPr>
+      </w:pPr>
+      <w:r>
+        <w:rPr>
+          <w:rFonts w:ascii="Arial" w:hAnsi="Arial" w:cs="Arial"/>
           <w:b/>
           <w:sz w:val="26"/>
         </w:rPr>
@@ -1001,8 +1505,14 @@
         </w:numPr>
         <w:spacing w:after="55"/>
         <w:ind w:right="4" w:hanging="360"/>
-      </w:pPr>
-      <w:r>
+        <w:rPr>
+          <w:rFonts w:ascii="Arial" w:hAnsi="Arial" w:cs="Arial"/>
+        </w:rPr>
+      </w:pPr>
+      <w:r>
+        <w:rPr>
+          <w:rFonts w:ascii="Arial" w:hAnsi="Arial" w:cs="Arial"/>
+        </w:rPr>
         <w:t xml:space="preserve">The Employee shall always ensure that his/her conduct is in accordance with all the rules, regulations and policies of the Company as notified from time to time. </w:t>
       </w:r>
     </w:p>
@@ -1013,8 +1523,14 @@
           <w:numId w:val="2"/>
         </w:numPr>
         <w:ind w:right="4" w:hanging="360"/>
-      </w:pPr>
-      <w:r>
+        <w:rPr>
+          <w:rFonts w:ascii="Arial" w:hAnsi="Arial" w:cs="Arial"/>
+        </w:rPr>
+      </w:pPr>
+      <w:r>
+        <w:rPr>
+          <w:rFonts w:ascii="Arial" w:hAnsi="Arial" w:cs="Arial"/>
+        </w:rPr>
         <w:t xml:space="preserve">The Employee shall not take up part-time or full-time employment or consultation with any other party business during the term of his/her employment with the Company. </w:t>
       </w:r>
     </w:p>
@@ -1023,8 +1539,14 @@
         <w:spacing w:after="60" w:line="259" w:lineRule="auto"/>
         <w:ind w:left="452" w:firstLine="0"/>
         <w:jc w:val="left"/>
-      </w:pPr>
-      <w:r>
+        <w:rPr>
+          <w:rFonts w:ascii="Arial" w:hAnsi="Arial" w:cs="Arial"/>
+        </w:rPr>
+      </w:pPr>
+      <w:r>
+        <w:rPr>
+          <w:rFonts w:ascii="Arial" w:hAnsi="Arial" w:cs="Arial"/>
+        </w:rPr>
         <w:t xml:space="preserve"> </w:t>
       </w:r>
     </w:p>
@@ -1032,9 +1554,14 @@
       <w:pPr>
         <w:pStyle w:val="Heading1"/>
         <w:ind w:left="797" w:hanging="360"/>
-      </w:pPr>
-      <w:r>
-        <w:lastRenderedPageBreak/>
+        <w:rPr>
+          <w:rFonts w:ascii="Arial" w:hAnsi="Arial" w:cs="Arial"/>
+        </w:rPr>
+      </w:pPr>
+      <w:r>
+        <w:rPr>
+          <w:rFonts w:ascii="Arial" w:hAnsi="Arial" w:cs="Arial"/>
+        </w:rPr>
         <w:t xml:space="preserve">Amendment and Termination   </w:t>
       </w:r>
     </w:p>
@@ -1043,9 +1570,13 @@
         <w:spacing w:after="0" w:line="259" w:lineRule="auto"/>
         <w:ind w:left="812" w:firstLine="0"/>
         <w:jc w:val="left"/>
-      </w:pPr>
-      <w:r>
-        <w:rPr>
+        <w:rPr>
+          <w:rFonts w:ascii="Arial" w:hAnsi="Arial" w:cs="Arial"/>
+        </w:rPr>
+      </w:pPr>
+      <w:r>
+        <w:rPr>
+          <w:rFonts w:ascii="Arial" w:hAnsi="Arial" w:cs="Arial"/>
           <w:b/>
           <w:sz w:val="26"/>
         </w:rPr>
@@ -1055,8 +1586,14 @@
     <w:p>
       <w:pPr>
         <w:ind w:left="812" w:right="4" w:hanging="360"/>
-      </w:pPr>
-      <w:r>
+        <w:rPr>
+          <w:rFonts w:ascii="Arial" w:hAnsi="Arial" w:cs="Arial"/>
+        </w:rPr>
+      </w:pPr>
+      <w:r>
+        <w:rPr>
+          <w:rFonts w:ascii="Arial" w:hAnsi="Arial" w:cs="Arial"/>
+        </w:rPr>
         <w:t>b.</w:t>
       </w:r>
       <w:r>
@@ -1066,6 +1603,9 @@
         <w:t xml:space="preserve"> </w:t>
       </w:r>
       <w:r>
+        <w:rPr>
+          <w:rFonts w:ascii="Arial" w:hAnsi="Arial" w:cs="Arial"/>
+        </w:rPr>
         <w:t xml:space="preserve">In case the Employer terminates the employment with any cause, in which case the Employer is having right to Terminate without giving any prior notice and for such period the employee will not get any salary for the said period. </w:t>
       </w:r>
     </w:p>
@@ -1074,8 +1614,14 @@
         <w:spacing w:after="60" w:line="259" w:lineRule="auto"/>
         <w:ind w:left="452" w:firstLine="0"/>
         <w:jc w:val="left"/>
-      </w:pPr>
-      <w:r>
+        <w:rPr>
+          <w:rFonts w:ascii="Arial" w:hAnsi="Arial" w:cs="Arial"/>
+        </w:rPr>
+      </w:pPr>
+      <w:r>
+        <w:rPr>
+          <w:rFonts w:ascii="Arial" w:hAnsi="Arial" w:cs="Arial"/>
+        </w:rPr>
         <w:t xml:space="preserve"> </w:t>
       </w:r>
     </w:p>
@@ -1084,77 +1630,143 @@
         <w:pStyle w:val="Heading1"/>
         <w:spacing w:after="200"/>
         <w:ind w:left="797" w:hanging="360"/>
-      </w:pPr>
-      <w:r>
+        <w:rPr>
+          <w:rFonts w:ascii="Arial" w:hAnsi="Arial" w:cs="Arial"/>
+        </w:rPr>
+      </w:pPr>
+      <w:r>
+        <w:rPr>
+          <w:rFonts w:ascii="Arial" w:hAnsi="Arial" w:cs="Arial"/>
+        </w:rPr>
         <w:t xml:space="preserve">Applicable </w:t>
       </w:r>
       <w:r>
+        <w:rPr>
+          <w:rFonts w:ascii="Arial" w:hAnsi="Arial" w:cs="Arial"/>
+        </w:rPr>
         <w:t>Law and</w:t>
       </w:r>
       <w:r>
+        <w:rPr>
+          <w:rFonts w:ascii="Arial" w:hAnsi="Arial" w:cs="Arial"/>
+        </w:rPr>
         <w:t xml:space="preserve"> Jurisdiction </w:t>
       </w:r>
     </w:p>
     <w:p>
       <w:pPr>
         <w:ind w:left="462" w:right="4"/>
-      </w:pPr>
-      <w:r>
+        <w:rPr>
+          <w:rFonts w:ascii="Arial" w:hAnsi="Arial" w:cs="Arial"/>
+        </w:rPr>
+      </w:pPr>
+      <w:r>
+        <w:rPr>
+          <w:rFonts w:ascii="Arial" w:hAnsi="Arial" w:cs="Arial"/>
+        </w:rPr>
         <w:t>This Agreement shall be governed by and construed in a</w:t>
       </w:r>
       <w:r>
+        <w:rPr>
+          <w:rFonts w:ascii="Arial" w:hAnsi="Arial" w:cs="Arial"/>
+        </w:rPr>
         <w:t xml:space="preserve">ccordance with the </w:t>
       </w:r>
       <w:r>
+        <w:rPr>
+          <w:rFonts w:ascii="Arial" w:hAnsi="Arial" w:cs="Arial"/>
+        </w:rPr>
         <w:t xml:space="preserve">laws. </w:t>
       </w:r>
       <w:r>
+        <w:rPr>
+          <w:rFonts w:ascii="Arial" w:hAnsi="Arial" w:cs="Arial"/>
+        </w:rPr>
         <w:t>Each party hereby irrevocably submits to the exclusive jurisdiction</w:t>
       </w:r>
       <w:r>
+        <w:rPr>
+          <w:rFonts w:ascii="Arial" w:hAnsi="Arial" w:cs="Arial"/>
+        </w:rPr>
         <w:t xml:space="preserve"> of the courts of Hyderabad</w:t>
       </w:r>
       <w:r>
+        <w:rPr>
+          <w:rFonts w:ascii="Arial" w:hAnsi="Arial" w:cs="Arial"/>
+        </w:rPr>
         <w:t xml:space="preserve">, for the adjudication of any dispute hereunder or in connection herewith. </w:t>
       </w:r>
     </w:p>
     <w:p>
       <w:pPr>
         <w:ind w:left="462" w:right="4"/>
+        <w:rPr>
+          <w:rFonts w:ascii="Arial" w:hAnsi="Arial" w:cs="Arial"/>
+        </w:rPr>
       </w:pPr>
     </w:p>
     <w:p>
       <w:pPr>
         <w:ind w:left="462" w:right="4"/>
-      </w:pPr>
-      <w:r>
-        <w:rPr>
+        <w:rPr>
+          <w:rFonts w:ascii="Arial" w:hAnsi="Arial" w:cs="Arial"/>
+        </w:rPr>
+      </w:pPr>
+      <w:r>
+        <w:rPr>
+          <w:rFonts w:ascii="Arial" w:hAnsi="Arial" w:cs="Arial"/>
           <w:b/>
         </w:rPr>
         <w:t>IN WITNESS WHEREOF</w:t>
       </w:r>
       <w:r>
+        <w:rPr>
+          <w:rFonts w:ascii="Arial" w:hAnsi="Arial" w:cs="Arial"/>
+        </w:rPr>
         <w:t xml:space="preserve">, the Employee has hereunto set his hand, and the Company has caused these presents to be executed in its name and on its behalf, all as of the day and year first above written. </w:t>
       </w:r>
     </w:p>
     <w:p>
       <w:pPr>
         <w:spacing w:after="5" w:line="259" w:lineRule="auto"/>
-        <w:ind w:left="452" w:firstLine="0"/>
+        <w:ind w:left="0" w:firstLine="0"/>
         <w:jc w:val="left"/>
-      </w:pPr>
-      <w:r>
-        <w:t xml:space="preserve"> </w:t>
-      </w:r>
-    </w:p>
-    <w:p>
-      <w:pPr>
-        <w:spacing w:after="24" w:line="259" w:lineRule="auto"/>
-        <w:ind w:left="452" w:firstLine="0"/>
-        <w:jc w:val="left"/>
-      </w:pPr>
-      <w:r>
-        <w:t xml:space="preserve"> </w:t>
+        <w:rPr>
+          <w:rFonts w:ascii="Arial" w:hAnsi="Arial" w:cs="Arial"/>
+        </w:rPr>
+      </w:pPr>
+    </w:p>
+    <w:p>
+      <w:pPr>
+        <w:pStyle w:val="NoSpacing"/>
+        <w:jc w:val="center"/>
+        <w:rPr>
+          <w:rFonts w:ascii="Arial" w:hAnsi="Arial" w:cs="Arial"/>
+        </w:rPr>
+      </w:pPr>
+      <w:r>
+        <w:rPr>
+          <w:rFonts w:ascii="Arial" w:hAnsi="Arial" w:cs="Arial"/>
+        </w:rPr>
+        <w:t xml:space="preserve">                                                     </w:t>
+      </w:r>
+      <w:r>
+        <w:rPr>
+          <w:rFonts w:ascii="Arial" w:hAnsi="Arial" w:cs="Arial"/>
+        </w:rPr>
+        <w:t>Re</w:t>
+      </w:r>
+      <w:r>
+        <w:rPr>
+          <w:rFonts w:ascii="Arial" w:hAnsi="Arial" w:cs="Arial"/>
+        </w:rPr>
+        <w:t>presented By:</w:t>
+      </w:r>
+      <w:r>
+        <w:rPr>
+          <w:rFonts w:ascii="Arial" w:hAnsi="Arial" w:cs="Arial"/>
+        </w:rPr>
+        <w:br/>
       </w:r>
     </w:p>
     <w:p>
@@ -1162,15 +1774,20 @@
         <w:spacing w:after="11" w:line="259" w:lineRule="auto"/>
         <w:ind w:left="452" w:firstLine="0"/>
         <w:jc w:val="left"/>
-      </w:pPr>
-      <w:r>
-        <w:rPr>
+        <w:rPr>
+          <w:rFonts w:ascii="Arial" w:hAnsi="Arial" w:cs="Arial"/>
+        </w:rPr>
+      </w:pPr>
+      <w:r>
+        <w:rPr>
+          <w:rFonts w:ascii="Arial" w:hAnsi="Arial" w:cs="Arial"/>
           <w:b/>
         </w:rPr>
         <w:t xml:space="preserve"> </w:t>
       </w:r>
       <w:r>
         <w:rPr>
+          <w:rFonts w:ascii="Arial" w:hAnsi="Arial" w:cs="Arial"/>
           <w:b/>
         </w:rPr>
         <w:tab/>
@@ -1178,6 +1795,7 @@
       </w:r>
       <w:r>
         <w:rPr>
+          <w:rFonts w:ascii="Arial" w:hAnsi="Arial" w:cs="Arial"/>
           <w:b/>
         </w:rPr>
         <w:tab/>
@@ -1185,6 +1803,7 @@
       </w:r>
       <w:r>
         <w:rPr>
+          <w:rFonts w:ascii="Arial" w:hAnsi="Arial" w:cs="Arial"/>
           <w:b/>
         </w:rPr>
         <w:tab/>
@@ -1192,13 +1811,21 @@
       </w:r>
       <w:r>
         <w:rPr>
+          <w:rFonts w:ascii="Arial" w:hAnsi="Arial" w:cs="Arial"/>
           <w:b/>
         </w:rPr>
         <w:tab/>
       </w:r>
       <w:r>
         <w:rPr>
-          <w:rFonts w:ascii="Calibri" w:eastAsia="Calibri" w:hAnsi="Calibri" w:cs="Calibri"/>
+          <w:rFonts w:ascii="Arial" w:hAnsi="Arial" w:cs="Arial"/>
+          <w:b/>
+        </w:rPr>
+        <w:t xml:space="preserve">                                                </w:t>
+      </w:r>
+      <w:r>
+        <w:rPr>
+          <w:rFonts w:ascii="Arial" w:eastAsia="Calibri" w:hAnsi="Arial" w:cs="Arial"/>
           <w:b/>
           <w:sz w:val="20"/>
         </w:rPr>
@@ -1206,82 +1833,34 @@
       </w:r>
       <w:r>
         <w:rPr>
+          <w:rFonts w:ascii="Arial" w:hAnsi="Arial" w:cs="Arial"/>
           <w:b/>
         </w:rPr>
         <w:t xml:space="preserve"> </w:t>
       </w:r>
-    </w:p>
-    <w:p>
-      <w:pPr>
-        <w:spacing w:after="5" w:line="259" w:lineRule="auto"/>
-        <w:ind w:left="452" w:firstLine="0"/>
-        <w:jc w:val="left"/>
-      </w:pPr>
-      <w:r>
-        <w:t xml:space="preserve"> </w:t>
-      </w:r>
-    </w:p>
-    <w:p>
-      <w:pPr>
-        <w:spacing w:after="0" w:line="259" w:lineRule="auto"/>
-        <w:ind w:left="452" w:firstLine="0"/>
-        <w:jc w:val="left"/>
-      </w:pPr>
-      <w:r>
-        <w:t xml:space="preserve"> </w:t>
-      </w:r>
-    </w:p>
-    <w:p>
-      <w:pPr>
-        <w:tabs>
-          <w:tab w:val="center" w:pos="2145"/>
-          <w:tab w:val="center" w:pos="5642"/>
-          <w:tab w:val="center" w:pos="6933"/>
-          <w:tab w:val="center" w:pos="8583"/>
-        </w:tabs>
-        <w:ind w:left="0" w:firstLine="0"/>
-        <w:jc w:val="left"/>
-      </w:pPr>
-      <w:r>
-        <w:rPr>
-          <w:rFonts w:ascii="Calibri" w:eastAsia="Calibri" w:hAnsi="Calibri" w:cs="Calibri"/>
-          <w:sz w:val="22"/>
-        </w:rPr>
-        <w:tab/>
-      </w:r>
-      <w:r>
-        <w:t xml:space="preserve">Name: _________________  </w:t>
-      </w:r>
-      <w:r>
-        <w:tab/>
-        <w:t xml:space="preserve">Represented By: </w:t>
-      </w:r>
-      <w:r>
-        <w:tab/>
-        <w:t xml:space="preserve"> </w:t>
-      </w:r>
-      <w:r>
-        <w:tab/>
-      </w:r>
-      <w:r>
-        <w:rPr>
+      <w:r>
+        <w:rPr>
+          <w:rFonts w:ascii="Arial" w:hAnsi="Arial" w:cs="Arial"/>
+          <w:b/>
           <w:noProof/>
         </w:rPr>
         <w:drawing>
-          <wp:inline distT="0" distB="0" distL="0" distR="0">
-            <wp:extent cx="1146175" cy="1082421"/>
-            <wp:effectExtent l="0" t="0" r="0" b="0"/>
-            <wp:docPr id="447" name="Picture 447"/>
-            <wp:cNvGraphicFramePr/>
+          <wp:inline distT="0" distB="0" distL="0" distR="0" wp14:anchorId="3502B838" wp14:editId="22D61116">
+            <wp:extent cx="1739900" cy="1066583"/>
+            <wp:effectExtent l="0" t="0" r="0" b="635"/>
+            <wp:docPr id="997724460" name="Picture 1"/>
+            <wp:cNvGraphicFramePr>
+              <a:graphicFrameLocks xmlns:a="http://schemas.openxmlformats.org/drawingml/2006/main" noChangeAspect="1"/>
+            </wp:cNvGraphicFramePr>
             <a:graphic xmlns:a="http://schemas.openxmlformats.org/drawingml/2006/main">
               <a:graphicData uri="http://schemas.openxmlformats.org/drawingml/2006/picture">
                 <pic:pic xmlns:pic="http://schemas.openxmlformats.org/drawingml/2006/picture">
                   <pic:nvPicPr>
-                    <pic:cNvPr id="447" name="Picture 447"/>
+                    <pic:cNvPr id="997724460" name=""/>
                     <pic:cNvPicPr/>
                   </pic:nvPicPr>
                   <pic:blipFill>
-                    <a:blip r:embed="rId7"/>
+                    <a:blip r:embed="rId8"/>
                     <a:stretch>
                       <a:fillRect/>
                     </a:stretch>
@@ -1289,7 +1868,7 @@
                   <pic:spPr>
                     <a:xfrm>
                       <a:off x="0" y="0"/>
-                      <a:ext cx="1146175" cy="1082421"/>
+                      <a:ext cx="1748055" cy="1071582"/>
                     </a:xfrm>
                     <a:prstGeom prst="rect">
                       <a:avLst/>
@@ -1301,47 +1880,59 @@
           </wp:inline>
         </w:drawing>
       </w:r>
-      <w:r>
-        <w:t xml:space="preserve"> </w:t>
-      </w:r>
-    </w:p>
-    <w:p>
-      <w:pPr>
-        <w:spacing w:after="11" w:line="259" w:lineRule="auto"/>
+    </w:p>
+    <w:p>
+      <w:pPr>
+        <w:spacing w:after="5" w:line="259" w:lineRule="auto"/>
         <w:ind w:left="452" w:firstLine="0"/>
         <w:jc w:val="left"/>
-      </w:pPr>
-      <w:r>
+        <w:rPr>
+          <w:rFonts w:ascii="Arial" w:hAnsi="Arial" w:cs="Arial"/>
+        </w:rPr>
+      </w:pPr>
+      <w:r>
+        <w:rPr>
+          <w:rFonts w:ascii="Arial" w:hAnsi="Arial" w:cs="Arial"/>
+        </w:rPr>
+        <w:t xml:space="preserve">                                                                 </w:t>
+      </w:r>
+      <w:r>
+        <w:rPr>
+          <w:rFonts w:ascii="Arial" w:hAnsi="Arial" w:cs="Arial"/>
+        </w:rPr>
+        <w:t xml:space="preserve">                 </w:t>
+      </w:r>
+      <w:r>
+        <w:rPr>
+          <w:rFonts w:ascii="Arial" w:hAnsi="Arial" w:cs="Arial"/>
+        </w:rPr>
         <w:t xml:space="preserve"> </w:t>
       </w:r>
       <w:r>
-        <w:tab/>
+        <w:rPr>
+          <w:rFonts w:ascii="Arial" w:hAnsi="Arial" w:cs="Arial"/>
+        </w:rPr>
+        <w:t xml:space="preserve">Designation: </w:t>
+      </w:r>
+      <w:r>
+        <w:rPr>
+          <w:rFonts w:ascii="Arial" w:hAnsi="Arial" w:cs="Arial"/>
+          <w:b/>
+        </w:rPr>
+        <w:t>CEO</w:t>
+      </w:r>
+      <w:r>
+        <w:rPr>
+          <w:rFonts w:ascii="Arial" w:hAnsi="Arial" w:cs="Arial"/>
+        </w:rPr>
         <w:t xml:space="preserve"> </w:t>
       </w:r>
     </w:p>
-    <w:p>
-      <w:pPr>
-        <w:spacing w:after="5" w:line="259" w:lineRule="auto"/>
-        <w:ind w:left="3031" w:right="1699"/>
-        <w:jc w:val="center"/>
-      </w:pPr>
-      <w:r>
-        <w:t xml:space="preserve">Designation: </w:t>
-      </w:r>
-      <w:r>
-        <w:rPr>
-          <w:b/>
-        </w:rPr>
-        <w:t>CEO</w:t>
-      </w:r>
-      <w:r>
-        <w:t xml:space="preserve"> </w:t>
-      </w:r>
-    </w:p>
     <w:sectPr>
-      <w:footerReference w:type="even" r:id="rId8"/>
-      <w:footerReference w:type="default" r:id="rId9"/>
-      <w:footerReference w:type="first" r:id="rId10"/>
+      <w:headerReference w:type="default" r:id="rId9"/>
+      <w:footerReference w:type="even" r:id="rId10"/>
+      <w:footerReference w:type="default" r:id="rId11"/>
+      <w:footerReference w:type="first" r:id="rId12"/>
       <w:pgSz w:w="11906" w:h="16838"/>
       <w:pgMar w:top="1479" w:right="765" w:bottom="1604" w:left="967" w:header="720" w:footer="725" w:gutter="0"/>
       <w:cols w:space="720"/>
@@ -1351,7 +1942,7 @@
 </file>
 
 <file path=word/endnotes.xml><?xml version="1.0" encoding="utf-8"?>
-<w:endnotes xmlns:wpc="http://schemas.microsoft.com/office/word/2010/wordprocessingCanvas" xmlns:mc="http://schemas.openxmlformats.org/markup-compatibility/2006" xmlns:o="urn:schemas-microsoft-com:office:office" xmlns:r="http://schemas.openxmlformats.org/officeDocument/2006/relationships" xmlns:m="http://schemas.openxmlformats.org/officeDocument/2006/math" xmlns:v="urn:schemas-microsoft-com:vml" xmlns:wp14="http://schemas.microsoft.com/office/word/2010/wordprocessingDrawing" xmlns:wp="http://schemas.openxmlformats.org/drawingml/2006/wordprocessingDrawing" xmlns:w10="urn:schemas-microsoft-com:office:word" xmlns:w="http://schemas.openxmlformats.org/wordprocessingml/2006/main" xmlns:w14="http://schemas.microsoft.com/office/word/2010/wordml" xmlns:w15="http://schemas.microsoft.com/office/word/2012/wordml" xmlns:wpg="http://schemas.microsoft.com/office/word/2010/wordprocessingGroup" xmlns:wpi="http://schemas.microsoft.com/office/word/2010/wordprocessingInk" xmlns:wne="http://schemas.microsoft.com/office/word/2006/wordml" xmlns:wps="http://schemas.microsoft.com/office/word/2010/wordprocessingShape" mc:Ignorable="w14 w15 wp14">
+<w:endnotes xmlns:wpc="http://schemas.microsoft.com/office/word/2010/wordprocessingCanvas" xmlns:cx="http://schemas.microsoft.com/office/drawing/2014/chartex" xmlns:cx1="http://schemas.microsoft.com/office/drawing/2015/9/8/chartex" xmlns:cx2="http://schemas.microsoft.com/office/drawing/2015/10/21/chartex" xmlns:cx3="http://schemas.microsoft.com/office/drawing/2016/5/9/chartex" xmlns:cx4="http://schemas.microsoft.com/office/drawing/2016/5/10/chartex" xmlns:cx5="http://schemas.microsoft.com/office/drawing/2016/5/11/chartex" xmlns:cx6="http://schemas.microsoft.com/office/drawing/2016/5/12/chartex" xmlns:cx7="http://schemas.microsoft.com/office/drawing/2016/5/13/chartex" xmlns:cx8="http://schemas.microsoft.com/office/drawing/2016/5/14/chartex" xmlns:mc="http://schemas.openxmlformats.org/markup-compatibility/2006" xmlns:aink="http://schemas.microsoft.com/office/drawing/2016/ink" xmlns:am3d="http://schemas.microsoft.com/office/drawing/2017/model3d" xmlns:o="urn:schemas-microsoft-com:office:office" xmlns:oel="http://schemas.microsoft.com/office/2019/extlst" xmlns:r="http://schemas.openxmlformats.org/officeDocument/2006/relationships" xmlns:m="http://schemas.openxmlformats.org/officeDocument/2006/math" xmlns:v="urn:schemas-microsoft-com:vml" xmlns:wp14="http://schemas.microsoft.com/office/word/2010/wordprocessingDrawing" xmlns:wp="http://schemas.openxmlformats.org/drawingml/2006/wordprocessingDrawing" xmlns:w10="urn:schemas-microsoft-com:office:word" xmlns:w="http://schemas.openxmlformats.org/wordprocessingml/2006/main" xmlns:w14="http://schemas.microsoft.com/office/word/2010/wordml" xmlns:w15="http://schemas.microsoft.com/office/word/2012/wordml" xmlns:w16cex="http://schemas.microsoft.com/office/word/2018/wordml/cex" xmlns:w16cid="http://schemas.microsoft.com/office/word/2016/wordml/cid" xmlns:w16="http://schemas.microsoft.com/office/word/2018/wordml" xmlns:w16du="http://schemas.microsoft.com/office/word/2023/wordml/word16du" xmlns:w16sdtdh="http://schemas.microsoft.com/office/word/2020/wordml/sdtdatahash" xmlns:w16sdtfl="http://schemas.microsoft.com/office/word/2024/wordml/sdtformatlock" xmlns:w16se="http://schemas.microsoft.com/office/word/2015/wordml/symex" xmlns:wpg="http://schemas.microsoft.com/office/word/2010/wordprocessingGroup" xmlns:wpi="http://schemas.microsoft.com/office/word/2010/wordprocessingInk" xmlns:wne="http://schemas.microsoft.com/office/word/2006/wordml" xmlns:wps="http://schemas.microsoft.com/office/word/2010/wordprocessingShape" mc:Ignorable="w14 w15 w16se w16cid w16 w16cex w16sdtdh w16sdtfl w16du wp14">
   <w:endnote w:type="separator" w:id="-1">
     <w:p>
       <w:pPr>
@@ -1376,7 +1967,7 @@
 </file>
 
 <file path=word/footer1.xml><?xml version="1.0" encoding="utf-8"?>
-<w:ftr xmlns:wpc="http://schemas.microsoft.com/office/word/2010/wordprocessingCanvas" xmlns:mc="http://schemas.openxmlformats.org/markup-compatibility/2006" xmlns:o="urn:schemas-microsoft-com:office:office" xmlns:r="http://schemas.openxmlformats.org/officeDocument/2006/relationships" xmlns:m="http://schemas.openxmlformats.org/officeDocument/2006/math" xmlns:v="urn:schemas-microsoft-com:vml" xmlns:wp14="http://schemas.microsoft.com/office/word/2010/wordprocessingDrawing" xmlns:wp="http://schemas.openxmlformats.org/drawingml/2006/wordprocessingDrawing" xmlns:w10="urn:schemas-microsoft-com:office:word" xmlns:w="http://schemas.openxmlformats.org/wordprocessingml/2006/main" xmlns:w14="http://schemas.microsoft.com/office/word/2010/wordml" xmlns:w15="http://schemas.microsoft.com/office/word/2012/wordml" xmlns:wpg="http://schemas.microsoft.com/office/word/2010/wordprocessingGroup" xmlns:wpi="http://schemas.microsoft.com/office/word/2010/wordprocessingInk" xmlns:wne="http://schemas.microsoft.com/office/word/2006/wordml" xmlns:wps="http://schemas.microsoft.com/office/word/2010/wordprocessingShape" mc:Ignorable="w14 w15 wp14">
+<w:ftr xmlns:wpc="http://schemas.microsoft.com/office/word/2010/wordprocessingCanvas" xmlns:cx="http://schemas.microsoft.com/office/drawing/2014/chartex" xmlns:cx1="http://schemas.microsoft.com/office/drawing/2015/9/8/chartex" xmlns:cx2="http://schemas.microsoft.com/office/drawing/2015/10/21/chartex" xmlns:cx3="http://schemas.microsoft.com/office/drawing/2016/5/9/chartex" xmlns:cx4="http://schemas.microsoft.com/office/drawing/2016/5/10/chartex" xmlns:cx5="http://schemas.microsoft.com/office/drawing/2016/5/11/chartex" xmlns:cx6="http://schemas.microsoft.com/office/drawing/2016/5/12/chartex" xmlns:cx7="http://schemas.microsoft.com/office/drawing/2016/5/13/chartex" xmlns:cx8="http://schemas.microsoft.com/office/drawing/2016/5/14/chartex" xmlns:mc="http://schemas.openxmlformats.org/markup-compatibility/2006" xmlns:aink="http://schemas.microsoft.com/office/drawing/2016/ink" xmlns:am3d="http://schemas.microsoft.com/office/drawing/2017/model3d" xmlns:o="urn:schemas-microsoft-com:office:office" xmlns:oel="http://schemas.microsoft.com/office/2019/extlst" xmlns:r="http://schemas.openxmlformats.org/officeDocument/2006/relationships" xmlns:m="http://schemas.openxmlformats.org/officeDocument/2006/math" xmlns:v="urn:schemas-microsoft-com:vml" xmlns:wp14="http://schemas.microsoft.com/office/word/2010/wordprocessingDrawing" xmlns:wp="http://schemas.openxmlformats.org/drawingml/2006/wordprocessingDrawing" xmlns:w10="urn:schemas-microsoft-com:office:word" xmlns:w="http://schemas.openxmlformats.org/wordprocessingml/2006/main" xmlns:w14="http://schemas.microsoft.com/office/word/2010/wordml" xmlns:w15="http://schemas.microsoft.com/office/word/2012/wordml" xmlns:w16cex="http://schemas.microsoft.com/office/word/2018/wordml/cex" xmlns:w16cid="http://schemas.microsoft.com/office/word/2016/wordml/cid" xmlns:w16="http://schemas.microsoft.com/office/word/2018/wordml" xmlns:w16du="http://schemas.microsoft.com/office/word/2023/wordml/word16du" xmlns:w16sdtdh="http://schemas.microsoft.com/office/word/2020/wordml/sdtdatahash" xmlns:w16sdtfl="http://schemas.microsoft.com/office/word/2024/wordml/sdtformatlock" xmlns:w16se="http://schemas.microsoft.com/office/word/2015/wordml/symex" xmlns:wpg="http://schemas.microsoft.com/office/word/2010/wordprocessingGroup" xmlns:wpi="http://schemas.microsoft.com/office/word/2010/wordprocessingInk" xmlns:wne="http://schemas.microsoft.com/office/word/2006/wordml" xmlns:wps="http://schemas.microsoft.com/office/word/2010/wordprocessingShape" mc:Ignorable="w14 w15 w16se w16cid w16 w16cex w16sdtdh w16sdtfl w16du wp14">
   <w:p>
     <w:pPr>
       <w:spacing w:after="0" w:line="259" w:lineRule="auto"/>
@@ -1435,7 +2026,122 @@
 </file>
 
 <file path=word/footer2.xml><?xml version="1.0" encoding="utf-8"?>
-<w:ftr xmlns:wpc="http://schemas.microsoft.com/office/word/2010/wordprocessingCanvas" xmlns:mc="http://schemas.openxmlformats.org/markup-compatibility/2006" xmlns:o="urn:schemas-microsoft-com:office:office" xmlns:r="http://schemas.openxmlformats.org/officeDocument/2006/relationships" xmlns:m="http://schemas.openxmlformats.org/officeDocument/2006/math" xmlns:v="urn:schemas-microsoft-com:vml" xmlns:wp14="http://schemas.microsoft.com/office/word/2010/wordprocessingDrawing" xmlns:wp="http://schemas.openxmlformats.org/drawingml/2006/wordprocessingDrawing" xmlns:w10="urn:schemas-microsoft-com:office:word" xmlns:w="http://schemas.openxmlformats.org/wordprocessingml/2006/main" xmlns:w14="http://schemas.microsoft.com/office/word/2010/wordml" xmlns:w15="http://schemas.microsoft.com/office/word/2012/wordml" xmlns:wpg="http://schemas.microsoft.com/office/word/2010/wordprocessingGroup" xmlns:wpi="http://schemas.microsoft.com/office/word/2010/wordprocessingInk" xmlns:wne="http://schemas.microsoft.com/office/word/2006/wordml" xmlns:wps="http://schemas.microsoft.com/office/word/2010/wordprocessingShape" mc:Ignorable="w14 w15 wp14">
+<w:ftr xmlns:wpc="http://schemas.microsoft.com/office/word/2010/wordprocessingCanvas" xmlns:cx="http://schemas.microsoft.com/office/drawing/2014/chartex" xmlns:cx1="http://schemas.microsoft.com/office/drawing/2015/9/8/chartex" xmlns:cx2="http://schemas.microsoft.com/office/drawing/2015/10/21/chartex" xmlns:cx3="http://schemas.microsoft.com/office/drawing/2016/5/9/chartex" xmlns:cx4="http://schemas.microsoft.com/office/drawing/2016/5/10/chartex" xmlns:cx5="http://schemas.microsoft.com/office/drawing/2016/5/11/chartex" xmlns:cx6="http://schemas.microsoft.com/office/drawing/2016/5/12/chartex" xmlns:cx7="http://schemas.microsoft.com/office/drawing/2016/5/13/chartex" xmlns:cx8="http://schemas.microsoft.com/office/drawing/2016/5/14/chartex" xmlns:mc="http://schemas.openxmlformats.org/markup-compatibility/2006" xmlns:aink="http://schemas.microsoft.com/office/drawing/2016/ink" xmlns:am3d="http://schemas.microsoft.com/office/drawing/2017/model3d" xmlns:o="urn:schemas-microsoft-com:office:office" xmlns:oel="http://schemas.microsoft.com/office/2019/extlst" xmlns:r="http://schemas.openxmlformats.org/officeDocument/2006/relationships" xmlns:m="http://schemas.openxmlformats.org/officeDocument/2006/math" xmlns:v="urn:schemas-microsoft-com:vml" xmlns:wp14="http://schemas.microsoft.com/office/word/2010/wordprocessingDrawing" xmlns:wp="http://schemas.openxmlformats.org/drawingml/2006/wordprocessingDrawing" xmlns:w10="urn:schemas-microsoft-com:office:word" xmlns:w="http://schemas.openxmlformats.org/wordprocessingml/2006/main" xmlns:w14="http://schemas.microsoft.com/office/word/2010/wordml" xmlns:w15="http://schemas.microsoft.com/office/word/2012/wordml" xmlns:w16cex="http://schemas.microsoft.com/office/word/2018/wordml/cex" xmlns:w16cid="http://schemas.microsoft.com/office/word/2016/wordml/cid" xmlns:w16="http://schemas.microsoft.com/office/word/2018/wordml" xmlns:w16du="http://schemas.microsoft.com/office/word/2023/wordml/word16du" xmlns:w16sdtdh="http://schemas.microsoft.com/office/word/2020/wordml/sdtdatahash" xmlns:w16sdtfl="http://schemas.microsoft.com/office/word/2024/wordml/sdtformatlock" xmlns:w16se="http://schemas.microsoft.com/office/word/2015/wordml/symex" xmlns:wpg="http://schemas.microsoft.com/office/word/2010/wordprocessingGroup" xmlns:wpi="http://schemas.microsoft.com/office/word/2010/wordprocessingInk" xmlns:wne="http://schemas.microsoft.com/office/word/2006/wordml" xmlns:wps="http://schemas.microsoft.com/office/word/2010/wordprocessingShape" mc:Ignorable="w14 w15 w16se w16cid w16 w16cex w16sdtdh w16sdtfl w16du wp14">
+  <w:p>
+    <w:pPr>
+      <w:spacing w:after="0" w:line="259" w:lineRule="auto"/>
+      <w:ind w:left="0" w:right="583" w:firstLine="0"/>
+      <w:jc w:val="center"/>
+    </w:pPr>
+    <w:r>
+      <w:rPr>
+        <w:noProof/>
+        <w:sz w:val="20"/>
+      </w:rPr>
+      <w:drawing>
+        <wp:anchor distT="0" distB="0" distL="0" distR="0" simplePos="0" relativeHeight="251659264" behindDoc="1" locked="0" layoutInCell="1" allowOverlap="1" wp14:anchorId="1D433115" wp14:editId="14E8C889">
+          <wp:simplePos x="0" y="0"/>
+          <wp:positionH relativeFrom="margin">
+            <wp:align>center</wp:align>
+          </wp:positionH>
+          <wp:positionV relativeFrom="page">
+            <wp:posOffset>9867900</wp:posOffset>
+          </wp:positionV>
+          <wp:extent cx="6819900" cy="723900"/>
+          <wp:effectExtent l="0" t="0" r="0" b="0"/>
+          <wp:wrapNone/>
+          <wp:docPr id="2" name="Image 2"/>
+          <wp:cNvGraphicFramePr>
+            <a:graphicFrameLocks xmlns:a="http://schemas.openxmlformats.org/drawingml/2006/main"/>
+          </wp:cNvGraphicFramePr>
+          <a:graphic xmlns:a="http://schemas.openxmlformats.org/drawingml/2006/main">
+            <a:graphicData uri="http://schemas.openxmlformats.org/drawingml/2006/picture">
+              <pic:pic xmlns:pic="http://schemas.openxmlformats.org/drawingml/2006/picture">
+                <pic:nvPicPr>
+                  <pic:cNvPr id="2" name="Image 2"/>
+                  <pic:cNvPicPr/>
+                </pic:nvPicPr>
+                <pic:blipFill>
+                  <a:blip r:embed="rId1" cstate="print"/>
+                  <a:stretch>
+                    <a:fillRect/>
+                  </a:stretch>
+                </pic:blipFill>
+                <pic:spPr>
+                  <a:xfrm>
+                    <a:off x="0" y="0"/>
+                    <a:ext cx="6819900" cy="723900"/>
+                  </a:xfrm>
+                  <a:prstGeom prst="rect">
+                    <a:avLst/>
+                  </a:prstGeom>
+                </pic:spPr>
+              </pic:pic>
+            </a:graphicData>
+          </a:graphic>
+          <wp14:sizeRelH relativeFrom="margin">
+            <wp14:pctWidth>0</wp14:pctWidth>
+          </wp14:sizeRelH>
+          <wp14:sizeRelV relativeFrom="margin">
+            <wp14:pctHeight>0</wp14:pctHeight>
+          </wp14:sizeRelV>
+        </wp:anchor>
+      </w:drawing>
+    </w:r>
+    <w:r>
+      <w:fldChar w:fldCharType="begin"/>
+    </w:r>
+    <w:r>
+      <w:instrText xml:space="preserve"> PAGE   \* MERGEFORMAT </w:instrText>
+    </w:r>
+    <w:r>
+      <w:fldChar w:fldCharType="separate"/>
+    </w:r>
+    <w:r>
+      <w:rPr>
+        <w:rFonts w:ascii="Times New Roman" w:eastAsia="Times New Roman" w:hAnsi="Times New Roman" w:cs="Times New Roman"/>
+        <w:noProof/>
+        <w:color w:val="4F81BD"/>
+        <w:sz w:val="20"/>
+      </w:rPr>
+      <w:t>3</w:t>
+    </w:r>
+    <w:r>
+      <w:rPr>
+        <w:rFonts w:ascii="Times New Roman" w:eastAsia="Times New Roman" w:hAnsi="Times New Roman" w:cs="Times New Roman"/>
+        <w:color w:val="4F81BD"/>
+        <w:sz w:val="20"/>
+      </w:rPr>
+      <w:fldChar w:fldCharType="end"/>
+    </w:r>
+    <w:r>
+      <w:rPr>
+        <w:rFonts w:ascii="Times New Roman" w:eastAsia="Times New Roman" w:hAnsi="Times New Roman" w:cs="Times New Roman"/>
+        <w:color w:val="4F81BD"/>
+        <w:sz w:val="20"/>
+      </w:rPr>
+      <w:t xml:space="preserve"> </w:t>
+    </w:r>
+  </w:p>
+  <w:p>
+    <w:pPr>
+      <w:spacing w:after="0" w:line="259" w:lineRule="auto"/>
+      <w:ind w:left="452" w:firstLine="0"/>
+      <w:jc w:val="left"/>
+    </w:pPr>
+    <w:r>
+      <w:rPr>
+        <w:rFonts w:ascii="Times New Roman" w:eastAsia="Times New Roman" w:hAnsi="Times New Roman" w:cs="Times New Roman"/>
+        <w:sz w:val="20"/>
+      </w:rPr>
+      <w:t xml:space="preserve"> </w:t>
+    </w:r>
+  </w:p>
+</w:ftr>
+</file>
+
+<file path=word/footer3.xml><?xml version="1.0" encoding="utf-8"?>
+<w:ftr xmlns:wpc="http://schemas.microsoft.com/office/word/2010/wordprocessingCanvas" xmlns:cx="http://schemas.microsoft.com/office/drawing/2014/chartex" xmlns:cx1="http://schemas.microsoft.com/office/drawing/2015/9/8/chartex" xmlns:cx2="http://schemas.microsoft.com/office/drawing/2015/10/21/chartex" xmlns:cx3="http://schemas.microsoft.com/office/drawing/2016/5/9/chartex" xmlns:cx4="http://schemas.microsoft.com/office/drawing/2016/5/10/chartex" xmlns:cx5="http://schemas.microsoft.com/office/drawing/2016/5/11/chartex" xmlns:cx6="http://schemas.microsoft.com/office/drawing/2016/5/12/chartex" xmlns:cx7="http://schemas.microsoft.com/office/drawing/2016/5/13/chartex" xmlns:cx8="http://schemas.microsoft.com/office/drawing/2016/5/14/chartex" xmlns:mc="http://schemas.openxmlformats.org/markup-compatibility/2006" xmlns:aink="http://schemas.microsoft.com/office/drawing/2016/ink" xmlns:am3d="http://schemas.microsoft.com/office/drawing/2017/model3d" xmlns:o="urn:schemas-microsoft-com:office:office" xmlns:oel="http://schemas.microsoft.com/office/2019/extlst" xmlns:r="http://schemas.openxmlformats.org/officeDocument/2006/relationships" xmlns:m="http://schemas.openxmlformats.org/officeDocument/2006/math" xmlns:v="urn:schemas-microsoft-com:vml" xmlns:wp14="http://schemas.microsoft.com/office/word/2010/wordprocessingDrawing" xmlns:wp="http://schemas.openxmlformats.org/drawingml/2006/wordprocessingDrawing" xmlns:w10="urn:schemas-microsoft-com:office:word" xmlns:w="http://schemas.openxmlformats.org/wordprocessingml/2006/main" xmlns:w14="http://schemas.microsoft.com/office/word/2010/wordml" xmlns:w15="http://schemas.microsoft.com/office/word/2012/wordml" xmlns:w16cex="http://schemas.microsoft.com/office/word/2018/wordml/cex" xmlns:w16cid="http://schemas.microsoft.com/office/word/2016/wordml/cid" xmlns:w16="http://schemas.microsoft.com/office/word/2018/wordml" xmlns:w16du="http://schemas.microsoft.com/office/word/2023/wordml/word16du" xmlns:w16sdtdh="http://schemas.microsoft.com/office/word/2020/wordml/sdtdatahash" xmlns:w16sdtfl="http://schemas.microsoft.com/office/word/2024/wordml/sdtformatlock" xmlns:w16se="http://schemas.microsoft.com/office/word/2015/wordml/symex" xmlns:wpg="http://schemas.microsoft.com/office/word/2010/wordprocessingGroup" xmlns:wpi="http://schemas.microsoft.com/office/word/2010/wordprocessingInk" xmlns:wne="http://schemas.microsoft.com/office/word/2006/wordml" xmlns:wps="http://schemas.microsoft.com/office/word/2010/wordprocessingShape" mc:Ignorable="w14 w15 w16se w16cid w16 w16cex w16sdtdh w16sdtfl w16du wp14">
   <w:p>
     <w:pPr>
       <w:spacing w:after="0" w:line="259" w:lineRule="auto"/>
@@ -1454,11 +2160,10 @@
     <w:r>
       <w:rPr>
         <w:rFonts w:ascii="Times New Roman" w:eastAsia="Times New Roman" w:hAnsi="Times New Roman" w:cs="Times New Roman"/>
-        <w:noProof/>
         <w:color w:val="4F81BD"/>
         <w:sz w:val="20"/>
       </w:rPr>
-      <w:t>3</w:t>
+      <w:t>1</w:t>
     </w:r>
     <w:r>
       <w:rPr>
@@ -1494,67 +2199,8 @@
 </w:ftr>
 </file>
 
-<file path=word/footer3.xml><?xml version="1.0" encoding="utf-8"?>
-<w:ftr xmlns:wpc="http://schemas.microsoft.com/office/word/2010/wordprocessingCanvas" xmlns:mc="http://schemas.openxmlformats.org/markup-compatibility/2006" xmlns:o="urn:schemas-microsoft-com:office:office" xmlns:r="http://schemas.openxmlformats.org/officeDocument/2006/relationships" xmlns:m="http://schemas.openxmlformats.org/officeDocument/2006/math" xmlns:v="urn:schemas-microsoft-com:vml" xmlns:wp14="http://schemas.microsoft.com/office/word/2010/wordprocessingDrawing" xmlns:wp="http://schemas.openxmlformats.org/drawingml/2006/wordprocessingDrawing" xmlns:w10="urn:schemas-microsoft-com:office:word" xmlns:w="http://schemas.openxmlformats.org/wordprocessingml/2006/main" xmlns:w14="http://schemas.microsoft.com/office/word/2010/wordml" xmlns:w15="http://schemas.microsoft.com/office/word/2012/wordml" xmlns:wpg="http://schemas.microsoft.com/office/word/2010/wordprocessingGroup" xmlns:wpi="http://schemas.microsoft.com/office/word/2010/wordprocessingInk" xmlns:wne="http://schemas.microsoft.com/office/word/2006/wordml" xmlns:wps="http://schemas.microsoft.com/office/word/2010/wordprocessingShape" mc:Ignorable="w14 w15 wp14">
-  <w:p>
-    <w:pPr>
-      <w:spacing w:after="0" w:line="259" w:lineRule="auto"/>
-      <w:ind w:left="0" w:right="583" w:firstLine="0"/>
-      <w:jc w:val="center"/>
-    </w:pPr>
-    <w:r>
-      <w:fldChar w:fldCharType="begin"/>
-    </w:r>
-    <w:r>
-      <w:instrText xml:space="preserve"> PAGE   \* MERGEFORMAT </w:instrText>
-    </w:r>
-    <w:r>
-      <w:fldChar w:fldCharType="separate"/>
-    </w:r>
-    <w:r>
-      <w:rPr>
-        <w:rFonts w:ascii="Times New Roman" w:eastAsia="Times New Roman" w:hAnsi="Times New Roman" w:cs="Times New Roman"/>
-        <w:color w:val="4F81BD"/>
-        <w:sz w:val="20"/>
-      </w:rPr>
-      <w:t>1</w:t>
-    </w:r>
-    <w:r>
-      <w:rPr>
-        <w:rFonts w:ascii="Times New Roman" w:eastAsia="Times New Roman" w:hAnsi="Times New Roman" w:cs="Times New Roman"/>
-        <w:color w:val="4F81BD"/>
-        <w:sz w:val="20"/>
-      </w:rPr>
-      <w:fldChar w:fldCharType="end"/>
-    </w:r>
-    <w:r>
-      <w:rPr>
-        <w:rFonts w:ascii="Times New Roman" w:eastAsia="Times New Roman" w:hAnsi="Times New Roman" w:cs="Times New Roman"/>
-        <w:color w:val="4F81BD"/>
-        <w:sz w:val="20"/>
-      </w:rPr>
-      <w:t xml:space="preserve"> </w:t>
-    </w:r>
-  </w:p>
-  <w:p>
-    <w:pPr>
-      <w:spacing w:after="0" w:line="259" w:lineRule="auto"/>
-      <w:ind w:left="452" w:firstLine="0"/>
-      <w:jc w:val="left"/>
-    </w:pPr>
-    <w:r>
-      <w:rPr>
-        <w:rFonts w:ascii="Times New Roman" w:eastAsia="Times New Roman" w:hAnsi="Times New Roman" w:cs="Times New Roman"/>
-        <w:sz w:val="20"/>
-      </w:rPr>
-      <w:t xml:space="preserve"> </w:t>
-    </w:r>
-  </w:p>
-</w:ftr>
-</file>
-
 <file path=word/footnotes.xml><?xml version="1.0" encoding="utf-8"?>
-<w:footnotes xmlns:wpc="http://schemas.microsoft.com/office/word/2010/wordprocessingCanvas" xmlns:mc="http://schemas.openxmlformats.org/markup-compatibility/2006" xmlns:o="urn:schemas-microsoft-com:office:office" xmlns:r="http://schemas.openxmlformats.org/officeDocument/2006/relationships" xmlns:m="http://schemas.openxmlformats.org/officeDocument/2006/math" xmlns:v="urn:schemas-microsoft-com:vml" xmlns:wp14="http://schemas.microsoft.com/office/word/2010/wordprocessingDrawing" xmlns:wp="http://schemas.openxmlformats.org/drawingml/2006/wordprocessingDrawing" xmlns:w10="urn:schemas-microsoft-com:office:word" xmlns:w="http://schemas.openxmlformats.org/wordprocessingml/2006/main" xmlns:w14="http://schemas.microsoft.com/office/word/2010/wordml" xmlns:w15="http://schemas.microsoft.com/office/word/2012/wordml" xmlns:wpg="http://schemas.microsoft.com/office/word/2010/wordprocessingGroup" xmlns:wpi="http://schemas.microsoft.com/office/word/2010/wordprocessingInk" xmlns:wne="http://schemas.microsoft.com/office/word/2006/wordml" xmlns:wps="http://schemas.microsoft.com/office/word/2010/wordprocessingShape" mc:Ignorable="w14 w15 wp14">
+<w:footnotes xmlns:wpc="http://schemas.microsoft.com/office/word/2010/wordprocessingCanvas" xmlns:cx="http://schemas.microsoft.com/office/drawing/2014/chartex" xmlns:cx1="http://schemas.microsoft.com/office/drawing/2015/9/8/chartex" xmlns:cx2="http://schemas.microsoft.com/office/drawing/2015/10/21/chartex" xmlns:cx3="http://schemas.microsoft.com/office/drawing/2016/5/9/chartex" xmlns:cx4="http://schemas.microsoft.com/office/drawing/2016/5/10/chartex" xmlns:cx5="http://schemas.microsoft.com/office/drawing/2016/5/11/chartex" xmlns:cx6="http://schemas.microsoft.com/office/drawing/2016/5/12/chartex" xmlns:cx7="http://schemas.microsoft.com/office/drawing/2016/5/13/chartex" xmlns:cx8="http://schemas.microsoft.com/office/drawing/2016/5/14/chartex" xmlns:mc="http://schemas.openxmlformats.org/markup-compatibility/2006" xmlns:aink="http://schemas.microsoft.com/office/drawing/2016/ink" xmlns:am3d="http://schemas.microsoft.com/office/drawing/2017/model3d" xmlns:o="urn:schemas-microsoft-com:office:office" xmlns:oel="http://schemas.microsoft.com/office/2019/extlst" xmlns:r="http://schemas.openxmlformats.org/officeDocument/2006/relationships" xmlns:m="http://schemas.openxmlformats.org/officeDocument/2006/math" xmlns:v="urn:schemas-microsoft-com:vml" xmlns:wp14="http://schemas.microsoft.com/office/word/2010/wordprocessingDrawing" xmlns:wp="http://schemas.openxmlformats.org/drawingml/2006/wordprocessingDrawing" xmlns:w10="urn:schemas-microsoft-com:office:word" xmlns:w="http://schemas.openxmlformats.org/wordprocessingml/2006/main" xmlns:w14="http://schemas.microsoft.com/office/word/2010/wordml" xmlns:w15="http://schemas.microsoft.com/office/word/2012/wordml" xmlns:w16cex="http://schemas.microsoft.com/office/word/2018/wordml/cex" xmlns:w16cid="http://schemas.microsoft.com/office/word/2016/wordml/cid" xmlns:w16="http://schemas.microsoft.com/office/word/2018/wordml" xmlns:w16du="http://schemas.microsoft.com/office/word/2023/wordml/word16du" xmlns:w16sdtdh="http://schemas.microsoft.com/office/word/2020/wordml/sdtdatahash" xmlns:w16sdtfl="http://schemas.microsoft.com/office/word/2024/wordml/sdtformatlock" xmlns:w16se="http://schemas.microsoft.com/office/word/2015/wordml/symex" xmlns:wpg="http://schemas.microsoft.com/office/word/2010/wordprocessingGroup" xmlns:wpi="http://schemas.microsoft.com/office/word/2010/wordprocessingInk" xmlns:wne="http://schemas.microsoft.com/office/word/2006/wordml" xmlns:wps="http://schemas.microsoft.com/office/word/2010/wordprocessingShape" mc:Ignorable="w14 w15 w16se w16cid w16 w16cex w16sdtdh w16sdtfl w16du wp14">
   <w:footnote w:type="separator" w:id="-1">
     <w:p>
       <w:pPr>
@@ -1578,9 +2224,167 @@
 </w:footnotes>
 </file>
 
+<file path=word/header1.xml><?xml version="1.0" encoding="utf-8"?>
+<w:hdr xmlns:wpc="http://schemas.microsoft.com/office/word/2010/wordprocessingCanvas" xmlns:cx="http://schemas.microsoft.com/office/drawing/2014/chartex" xmlns:cx1="http://schemas.microsoft.com/office/drawing/2015/9/8/chartex" xmlns:cx2="http://schemas.microsoft.com/office/drawing/2015/10/21/chartex" xmlns:cx3="http://schemas.microsoft.com/office/drawing/2016/5/9/chartex" xmlns:cx4="http://schemas.microsoft.com/office/drawing/2016/5/10/chartex" xmlns:cx5="http://schemas.microsoft.com/office/drawing/2016/5/11/chartex" xmlns:cx6="http://schemas.microsoft.com/office/drawing/2016/5/12/chartex" xmlns:cx7="http://schemas.microsoft.com/office/drawing/2016/5/13/chartex" xmlns:cx8="http://schemas.microsoft.com/office/drawing/2016/5/14/chartex" xmlns:mc="http://schemas.openxmlformats.org/markup-compatibility/2006" xmlns:aink="http://schemas.microsoft.com/office/drawing/2016/ink" xmlns:am3d="http://schemas.microsoft.com/office/drawing/2017/model3d" xmlns:o="urn:schemas-microsoft-com:office:office" xmlns:oel="http://schemas.microsoft.com/office/2019/extlst" xmlns:r="http://schemas.openxmlformats.org/officeDocument/2006/relationships" xmlns:m="http://schemas.openxmlformats.org/officeDocument/2006/math" xmlns:v="urn:schemas-microsoft-com:vml" xmlns:wp14="http://schemas.microsoft.com/office/word/2010/wordprocessingDrawing" xmlns:wp="http://schemas.openxmlformats.org/drawingml/2006/wordprocessingDrawing" xmlns:w10="urn:schemas-microsoft-com:office:word" xmlns:w="http://schemas.openxmlformats.org/wordprocessingml/2006/main" xmlns:w14="http://schemas.microsoft.com/office/word/2010/wordml" xmlns:w15="http://schemas.microsoft.com/office/word/2012/wordml" xmlns:w16cex="http://schemas.microsoft.com/office/word/2018/wordml/cex" xmlns:w16cid="http://schemas.microsoft.com/office/word/2016/wordml/cid" xmlns:w16="http://schemas.microsoft.com/office/word/2018/wordml" xmlns:w16du="http://schemas.microsoft.com/office/word/2023/wordml/word16du" xmlns:w16sdtdh="http://schemas.microsoft.com/office/word/2020/wordml/sdtdatahash" xmlns:w16sdtfl="http://schemas.microsoft.com/office/word/2024/wordml/sdtformatlock" xmlns:w16se="http://schemas.microsoft.com/office/word/2015/wordml/symex" xmlns:wpg="http://schemas.microsoft.com/office/word/2010/wordprocessingGroup" xmlns:wpi="http://schemas.microsoft.com/office/word/2010/wordprocessingInk" xmlns:wne="http://schemas.microsoft.com/office/word/2006/wordml" xmlns:wps="http://schemas.microsoft.com/office/word/2010/wordprocessingShape" mc:Ignorable="w14 w15 w16se w16cid w16 w16cex w16sdtdh w16sdtfl w16du wp14">
+  <w:p>
+    <w:pPr>
+      <w:pStyle w:val="Header"/>
+    </w:pPr>
+    <w:r>
+      <w:rPr>
+        <w:noProof/>
+      </w:rPr>
+      <w:drawing>
+        <wp:inline distT="0" distB="0" distL="0" distR="0" wp14:anchorId="448CD9BD" wp14:editId="6A89FA01">
+          <wp:extent cx="6324600" cy="990600"/>
+          <wp:effectExtent l="0" t="0" r="0" b="0"/>
+          <wp:docPr id="313" name="Picture 313"/>
+          <wp:cNvGraphicFramePr/>
+          <a:graphic xmlns:a="http://schemas.openxmlformats.org/drawingml/2006/main">
+            <a:graphicData uri="http://schemas.openxmlformats.org/drawingml/2006/picture">
+              <pic:pic xmlns:pic="http://schemas.openxmlformats.org/drawingml/2006/picture">
+                <pic:nvPicPr>
+                  <pic:cNvPr id="313" name="Picture 313"/>
+                  <pic:cNvPicPr/>
+                </pic:nvPicPr>
+                <pic:blipFill>
+                  <a:blip r:embed="rId1"/>
+                  <a:stretch>
+                    <a:fillRect/>
+                  </a:stretch>
+                </pic:blipFill>
+                <pic:spPr>
+                  <a:xfrm>
+                    <a:off x="0" y="0"/>
+                    <a:ext cx="6324600" cy="990600"/>
+                  </a:xfrm>
+                  <a:prstGeom prst="rect">
+                    <a:avLst/>
+                  </a:prstGeom>
+                </pic:spPr>
+              </pic:pic>
+            </a:graphicData>
+          </a:graphic>
+        </wp:inline>
+      </w:drawing>
+    </w:r>
+  </w:p>
+</w:hdr>
+</file>
+
 <file path=word/numbering.xml><?xml version="1.0" encoding="utf-8"?>
-<w:numbering xmlns:wpc="http://schemas.microsoft.com/office/word/2010/wordprocessingCanvas" xmlns:mc="http://schemas.openxmlformats.org/markup-compatibility/2006" xmlns:o="urn:schemas-microsoft-com:office:office" xmlns:r="http://schemas.openxmlformats.org/officeDocument/2006/relationships" xmlns:m="http://schemas.openxmlformats.org/officeDocument/2006/math" xmlns:v="urn:schemas-microsoft-com:vml" xmlns:wp14="http://schemas.microsoft.com/office/word/2010/wordprocessingDrawing" xmlns:wp="http://schemas.openxmlformats.org/drawingml/2006/wordprocessingDrawing" xmlns:w10="urn:schemas-microsoft-com:office:word" xmlns:w="http://schemas.openxmlformats.org/wordprocessingml/2006/main" xmlns:w14="http://schemas.microsoft.com/office/word/2010/wordml" xmlns:w15="http://schemas.microsoft.com/office/word/2012/wordml" xmlns:wpg="http://schemas.microsoft.com/office/word/2010/wordprocessingGroup" xmlns:wpi="http://schemas.microsoft.com/office/word/2010/wordprocessingInk" xmlns:wne="http://schemas.microsoft.com/office/word/2006/wordml" xmlns:wps="http://schemas.microsoft.com/office/word/2010/wordprocessingShape" mc:Ignorable="w14 w15 wp14">
-  <w:abstractNum w:abstractNumId="0">
+<w:numbering xmlns:wpc="http://schemas.microsoft.com/office/word/2010/wordprocessingCanvas" xmlns:cx="http://schemas.microsoft.com/office/drawing/2014/chartex" xmlns:cx1="http://schemas.microsoft.com/office/drawing/2015/9/8/chartex" xmlns:cx2="http://schemas.microsoft.com/office/drawing/2015/10/21/chartex" xmlns:cx3="http://schemas.microsoft.com/office/drawing/2016/5/9/chartex" xmlns:cx4="http://schemas.microsoft.com/office/drawing/2016/5/10/chartex" xmlns:cx5="http://schemas.microsoft.com/office/drawing/2016/5/11/chartex" xmlns:cx6="http://schemas.microsoft.com/office/drawing/2016/5/12/chartex" xmlns:cx7="http://schemas.microsoft.com/office/drawing/2016/5/13/chartex" xmlns:cx8="http://schemas.microsoft.com/office/drawing/2016/5/14/chartex" xmlns:mc="http://schemas.openxmlformats.org/markup-compatibility/2006" xmlns:aink="http://schemas.microsoft.com/office/drawing/2016/ink" xmlns:am3d="http://schemas.microsoft.com/office/drawing/2017/model3d" xmlns:o="urn:schemas-microsoft-com:office:office" xmlns:oel="http://schemas.microsoft.com/office/2019/extlst" xmlns:r="http://schemas.openxmlformats.org/officeDocument/2006/relationships" xmlns:m="http://schemas.openxmlformats.org/officeDocument/2006/math" xmlns:v="urn:schemas-microsoft-com:vml" xmlns:wp14="http://schemas.microsoft.com/office/word/2010/wordprocessingDrawing" xmlns:wp="http://schemas.openxmlformats.org/drawingml/2006/wordprocessingDrawing" xmlns:w10="urn:schemas-microsoft-com:office:word" xmlns:w="http://schemas.openxmlformats.org/wordprocessingml/2006/main" xmlns:w14="http://schemas.microsoft.com/office/word/2010/wordml" xmlns:w15="http://schemas.microsoft.com/office/word/2012/wordml" xmlns:w16cex="http://schemas.microsoft.com/office/word/2018/wordml/cex" xmlns:w16cid="http://schemas.microsoft.com/office/word/2016/wordml/cid" xmlns:w16="http://schemas.microsoft.com/office/word/2018/wordml" xmlns:w16du="http://schemas.microsoft.com/office/word/2023/wordml/word16du" xmlns:w16sdtdh="http://schemas.microsoft.com/office/word/2020/wordml/sdtdatahash" xmlns:w16sdtfl="http://schemas.microsoft.com/office/word/2024/wordml/sdtformatlock" xmlns:w16se="http://schemas.microsoft.com/office/word/2015/wordml/symex" xmlns:wpg="http://schemas.microsoft.com/office/word/2010/wordprocessingGroup" xmlns:wpi="http://schemas.microsoft.com/office/word/2010/wordprocessingInk" xmlns:wne="http://schemas.microsoft.com/office/word/2006/wordml" xmlns:wps="http://schemas.microsoft.com/office/word/2010/wordprocessingShape" mc:Ignorable="w14 w15 w16se w16cid w16 w16cex w16sdtdh w16sdtfl w16du wp14">
+  <w:abstractNum w:abstractNumId="0" w15:restartNumberingAfterBreak="0">
+    <w:nsid w:val="FFFFFF89"/>
+    <w:multiLevelType w:val="singleLevel"/>
+    <w:tmpl w:val="29761A62"/>
+    <w:lvl w:ilvl="0">
+      <w:start w:val="1"/>
+      <w:numFmt w:val="bullet"/>
+      <w:pStyle w:val="ListBullet"/>
+      <w:lvlText w:val=""/>
+      <w:lvlJc w:val="left"/>
+      <w:pPr>
+        <w:tabs>
+          <w:tab w:val="num" w:pos="360"/>
+        </w:tabs>
+        <w:ind w:left="360" w:hanging="360"/>
+      </w:pPr>
+      <w:rPr>
+        <w:rFonts w:ascii="Symbol" w:hAnsi="Symbol" w:hint="default"/>
+      </w:rPr>
+    </w:lvl>
+  </w:abstractNum>
+  <w:abstractNum w:abstractNumId="1" w15:restartNumberingAfterBreak="0">
+    <w:nsid w:val="026178BD"/>
+    <w:multiLevelType w:val="hybridMultilevel"/>
+    <w:tmpl w:val="011CE034"/>
+    <w:lvl w:ilvl="0" w:tplc="EDAA4F64">
+      <w:start w:val="19"/>
+      <w:numFmt w:val="lowerLetter"/>
+      <w:lvlText w:val="%1)"/>
+      <w:lvlJc w:val="left"/>
+      <w:pPr>
+        <w:ind w:left="650" w:hanging="360"/>
+      </w:pPr>
+      <w:rPr>
+        <w:rFonts w:hint="default"/>
+      </w:rPr>
+    </w:lvl>
+    <w:lvl w:ilvl="1" w:tplc="04090019" w:tentative="1">
+      <w:start w:val="1"/>
+      <w:numFmt w:val="lowerLetter"/>
+      <w:lvlText w:val="%2."/>
+      <w:lvlJc w:val="left"/>
+      <w:pPr>
+        <w:ind w:left="1370" w:hanging="360"/>
+      </w:pPr>
+    </w:lvl>
+    <w:lvl w:ilvl="2" w:tplc="0409001B" w:tentative="1">
+      <w:start w:val="1"/>
+      <w:numFmt w:val="lowerRoman"/>
+      <w:lvlText w:val="%3."/>
+      <w:lvlJc w:val="right"/>
+      <w:pPr>
+        <w:ind w:left="2090" w:hanging="180"/>
+      </w:pPr>
+    </w:lvl>
+    <w:lvl w:ilvl="3" w:tplc="0409000F" w:tentative="1">
+      <w:start w:val="1"/>
+      <w:numFmt w:val="decimal"/>
+      <w:lvlText w:val="%4."/>
+      <w:lvlJc w:val="left"/>
+      <w:pPr>
+        <w:ind w:left="2810" w:hanging="360"/>
+      </w:pPr>
+    </w:lvl>
+    <w:lvl w:ilvl="4" w:tplc="04090019" w:tentative="1">
+      <w:start w:val="1"/>
+      <w:numFmt w:val="lowerLetter"/>
+      <w:lvlText w:val="%5."/>
+      <w:lvlJc w:val="left"/>
+      <w:pPr>
+        <w:ind w:left="3530" w:hanging="360"/>
+      </w:pPr>
+    </w:lvl>
+    <w:lvl w:ilvl="5" w:tplc="0409001B" w:tentative="1">
+      <w:start w:val="1"/>
+      <w:numFmt w:val="lowerRoman"/>
+      <w:lvlText w:val="%6."/>
+      <w:lvlJc w:val="right"/>
+      <w:pPr>
+        <w:ind w:left="4250" w:hanging="180"/>
+      </w:pPr>
+    </w:lvl>
+    <w:lvl w:ilvl="6" w:tplc="0409000F" w:tentative="1">
+      <w:start w:val="1"/>
+      <w:numFmt w:val="decimal"/>
+      <w:lvlText w:val="%7."/>
+      <w:lvlJc w:val="left"/>
+      <w:pPr>
+        <w:ind w:left="4970" w:hanging="360"/>
+      </w:pPr>
+    </w:lvl>
+    <w:lvl w:ilvl="7" w:tplc="04090019" w:tentative="1">
+      <w:start w:val="1"/>
+      <w:numFmt w:val="lowerLetter"/>
+      <w:lvlText w:val="%8."/>
+      <w:lvlJc w:val="left"/>
+      <w:pPr>
+        <w:ind w:left="5690" w:hanging="360"/>
+      </w:pPr>
+    </w:lvl>
+    <w:lvl w:ilvl="8" w:tplc="0409001B" w:tentative="1">
+      <w:start w:val="1"/>
+      <w:numFmt w:val="lowerRoman"/>
+      <w:lvlText w:val="%9."/>
+      <w:lvlJc w:val="right"/>
+      <w:pPr>
+        <w:ind w:left="6410" w:hanging="180"/>
+      </w:pPr>
+    </w:lvl>
+  </w:abstractNum>
+  <w:abstractNum w:abstractNumId="2" w15:restartNumberingAfterBreak="0">
     <w:nsid w:val="10DB4C5B"/>
     <w:multiLevelType w:val="hybridMultilevel"/>
     <w:tmpl w:val="E6086A78"/>
@@ -1793,7 +2597,209 @@
       </w:rPr>
     </w:lvl>
   </w:abstractNum>
-  <w:abstractNum w:abstractNumId="1">
+  <w:abstractNum w:abstractNumId="3" w15:restartNumberingAfterBreak="0">
+    <w:nsid w:val="27A526AA"/>
+    <w:multiLevelType w:val="hybridMultilevel"/>
+    <w:tmpl w:val="0CF6B4D6"/>
+    <w:lvl w:ilvl="0" w:tplc="04090017">
+      <w:start w:val="1"/>
+      <w:numFmt w:val="lowerLetter"/>
+      <w:lvlText w:val="%1)"/>
+      <w:lvlJc w:val="left"/>
+      <w:pPr>
+        <w:ind w:left="720" w:hanging="360"/>
+      </w:pPr>
+      <w:rPr>
+        <w:rFonts w:hint="default"/>
+      </w:rPr>
+    </w:lvl>
+    <w:lvl w:ilvl="1" w:tplc="04090003" w:tentative="1">
+      <w:start w:val="1"/>
+      <w:numFmt w:val="bullet"/>
+      <w:lvlText w:val="o"/>
+      <w:lvlJc w:val="left"/>
+      <w:pPr>
+        <w:ind w:left="1440" w:hanging="360"/>
+      </w:pPr>
+      <w:rPr>
+        <w:rFonts w:ascii="Courier New" w:hAnsi="Courier New" w:cs="Courier New" w:hint="default"/>
+      </w:rPr>
+    </w:lvl>
+    <w:lvl w:ilvl="2" w:tplc="04090005" w:tentative="1">
+      <w:start w:val="1"/>
+      <w:numFmt w:val="bullet"/>
+      <w:lvlText w:val=""/>
+      <w:lvlJc w:val="left"/>
+      <w:pPr>
+        <w:ind w:left="2160" w:hanging="360"/>
+      </w:pPr>
+      <w:rPr>
+        <w:rFonts w:ascii="Wingdings" w:hAnsi="Wingdings" w:hint="default"/>
+      </w:rPr>
+    </w:lvl>
+    <w:lvl w:ilvl="3" w:tplc="04090001" w:tentative="1">
+      <w:start w:val="1"/>
+      <w:numFmt w:val="bullet"/>
+      <w:lvlText w:val=""/>
+      <w:lvlJc w:val="left"/>
+      <w:pPr>
+        <w:ind w:left="2880" w:hanging="360"/>
+      </w:pPr>
+      <w:rPr>
+        <w:rFonts w:ascii="Symbol" w:hAnsi="Symbol" w:hint="default"/>
+      </w:rPr>
+    </w:lvl>
+    <w:lvl w:ilvl="4" w:tplc="04090003" w:tentative="1">
+      <w:start w:val="1"/>
+      <w:numFmt w:val="bullet"/>
+      <w:lvlText w:val="o"/>
+      <w:lvlJc w:val="left"/>
+      <w:pPr>
+        <w:ind w:left="3600" w:hanging="360"/>
+      </w:pPr>
+      <w:rPr>
+        <w:rFonts w:ascii="Courier New" w:hAnsi="Courier New" w:cs="Courier New" w:hint="default"/>
+      </w:rPr>
+    </w:lvl>
+    <w:lvl w:ilvl="5" w:tplc="04090005" w:tentative="1">
+      <w:start w:val="1"/>
+      <w:numFmt w:val="bullet"/>
+      <w:lvlText w:val=""/>
+      <w:lvlJc w:val="left"/>
+      <w:pPr>
+        <w:ind w:left="4320" w:hanging="360"/>
+      </w:pPr>
+      <w:rPr>
+        <w:rFonts w:ascii="Wingdings" w:hAnsi="Wingdings" w:hint="default"/>
+      </w:rPr>
+    </w:lvl>
+    <w:lvl w:ilvl="6" w:tplc="04090001" w:tentative="1">
+      <w:start w:val="1"/>
+      <w:numFmt w:val="bullet"/>
+      <w:lvlText w:val=""/>
+      <w:lvlJc w:val="left"/>
+      <w:pPr>
+        <w:ind w:left="5040" w:hanging="360"/>
+      </w:pPr>
+      <w:rPr>
+        <w:rFonts w:ascii="Symbol" w:hAnsi="Symbol" w:hint="default"/>
+      </w:rPr>
+    </w:lvl>
+    <w:lvl w:ilvl="7" w:tplc="04090003" w:tentative="1">
+      <w:start w:val="1"/>
+      <w:numFmt w:val="bullet"/>
+      <w:lvlText w:val="o"/>
+      <w:lvlJc w:val="left"/>
+      <w:pPr>
+        <w:ind w:left="5760" w:hanging="360"/>
+      </w:pPr>
+      <w:rPr>
+        <w:rFonts w:ascii="Courier New" w:hAnsi="Courier New" w:cs="Courier New" w:hint="default"/>
+      </w:rPr>
+    </w:lvl>
+    <w:lvl w:ilvl="8" w:tplc="04090005" w:tentative="1">
+      <w:start w:val="1"/>
+      <w:numFmt w:val="bullet"/>
+      <w:lvlText w:val=""/>
+      <w:lvlJc w:val="left"/>
+      <w:pPr>
+        <w:ind w:left="6480" w:hanging="360"/>
+      </w:pPr>
+      <w:rPr>
+        <w:rFonts w:ascii="Wingdings" w:hAnsi="Wingdings" w:hint="default"/>
+      </w:rPr>
+    </w:lvl>
+  </w:abstractNum>
+  <w:abstractNum w:abstractNumId="4" w15:restartNumberingAfterBreak="0">
+    <w:nsid w:val="3F1C4ED9"/>
+    <w:multiLevelType w:val="hybridMultilevel"/>
+    <w:tmpl w:val="22383E38"/>
+    <w:lvl w:ilvl="0" w:tplc="BDFE470C">
+      <w:start w:val="1"/>
+      <w:numFmt w:val="lowerLetter"/>
+      <w:lvlText w:val="%1."/>
+      <w:lvlJc w:val="left"/>
+      <w:pPr>
+        <w:ind w:left="812" w:hanging="360"/>
+      </w:pPr>
+      <w:rPr>
+        <w:rFonts w:hint="default"/>
+      </w:rPr>
+    </w:lvl>
+    <w:lvl w:ilvl="1" w:tplc="04090019" w:tentative="1">
+      <w:start w:val="1"/>
+      <w:numFmt w:val="lowerLetter"/>
+      <w:lvlText w:val="%2."/>
+      <w:lvlJc w:val="left"/>
+      <w:pPr>
+        <w:ind w:left="1532" w:hanging="360"/>
+      </w:pPr>
+    </w:lvl>
+    <w:lvl w:ilvl="2" w:tplc="0409001B" w:tentative="1">
+      <w:start w:val="1"/>
+      <w:numFmt w:val="lowerRoman"/>
+      <w:lvlText w:val="%3."/>
+      <w:lvlJc w:val="right"/>
+      <w:pPr>
+        <w:ind w:left="2252" w:hanging="180"/>
+      </w:pPr>
+    </w:lvl>
+    <w:lvl w:ilvl="3" w:tplc="0409000F" w:tentative="1">
+      <w:start w:val="1"/>
+      <w:numFmt w:val="decimal"/>
+      <w:lvlText w:val="%4."/>
+      <w:lvlJc w:val="left"/>
+      <w:pPr>
+        <w:ind w:left="2972" w:hanging="360"/>
+      </w:pPr>
+    </w:lvl>
+    <w:lvl w:ilvl="4" w:tplc="04090019" w:tentative="1">
+      <w:start w:val="1"/>
+      <w:numFmt w:val="lowerLetter"/>
+      <w:lvlText w:val="%5."/>
+      <w:lvlJc w:val="left"/>
+      <w:pPr>
+        <w:ind w:left="3692" w:hanging="360"/>
+      </w:pPr>
+    </w:lvl>
+    <w:lvl w:ilvl="5" w:tplc="0409001B" w:tentative="1">
+      <w:start w:val="1"/>
+      <w:numFmt w:val="lowerRoman"/>
+      <w:lvlText w:val="%6."/>
+      <w:lvlJc w:val="right"/>
+      <w:pPr>
+        <w:ind w:left="4412" w:hanging="180"/>
+      </w:pPr>
+    </w:lvl>
+    <w:lvl w:ilvl="6" w:tplc="0409000F" w:tentative="1">
+      <w:start w:val="1"/>
+      <w:numFmt w:val="decimal"/>
+      <w:lvlText w:val="%7."/>
+      <w:lvlJc w:val="left"/>
+      <w:pPr>
+        <w:ind w:left="5132" w:hanging="360"/>
+      </w:pPr>
+    </w:lvl>
+    <w:lvl w:ilvl="7" w:tplc="04090019" w:tentative="1">
+      <w:start w:val="1"/>
+      <w:numFmt w:val="lowerLetter"/>
+      <w:lvlText w:val="%8."/>
+      <w:lvlJc w:val="left"/>
+      <w:pPr>
+        <w:ind w:left="5852" w:hanging="360"/>
+      </w:pPr>
+    </w:lvl>
+    <w:lvl w:ilvl="8" w:tplc="0409001B" w:tentative="1">
+      <w:start w:val="1"/>
+      <w:numFmt w:val="lowerRoman"/>
+      <w:lvlText w:val="%9."/>
+      <w:lvlJc w:val="right"/>
+      <w:pPr>
+        <w:ind w:left="6572" w:hanging="180"/>
+      </w:pPr>
+    </w:lvl>
+  </w:abstractNum>
+  <w:abstractNum w:abstractNumId="5" w15:restartNumberingAfterBreak="0">
     <w:nsid w:val="3FF67EEE"/>
     <w:multiLevelType w:val="hybridMultilevel"/>
     <w:tmpl w:val="A57406B4"/>
@@ -2005,17 +3011,213 @@
       </w:rPr>
     </w:lvl>
   </w:abstractNum>
-  <w:abstractNum w:abstractNumId="2">
+  <w:abstractNum w:abstractNumId="6" w15:restartNumberingAfterBreak="0">
+    <w:nsid w:val="4B9C6F42"/>
+    <w:multiLevelType w:val="hybridMultilevel"/>
+    <w:tmpl w:val="B4B40C80"/>
+    <w:lvl w:ilvl="0" w:tplc="89DA0C00">
+      <w:numFmt w:val="decimal"/>
+      <w:lvlText w:val="%1)"/>
+      <w:lvlJc w:val="left"/>
+      <w:pPr>
+        <w:ind w:left="710" w:hanging="360"/>
+      </w:pPr>
+      <w:rPr>
+        <w:rFonts w:hint="default"/>
+      </w:rPr>
+    </w:lvl>
+    <w:lvl w:ilvl="1" w:tplc="04090019" w:tentative="1">
+      <w:start w:val="1"/>
+      <w:numFmt w:val="lowerLetter"/>
+      <w:lvlText w:val="%2."/>
+      <w:lvlJc w:val="left"/>
+      <w:pPr>
+        <w:ind w:left="1430" w:hanging="360"/>
+      </w:pPr>
+    </w:lvl>
+    <w:lvl w:ilvl="2" w:tplc="0409001B" w:tentative="1">
+      <w:start w:val="1"/>
+      <w:numFmt w:val="lowerRoman"/>
+      <w:lvlText w:val="%3."/>
+      <w:lvlJc w:val="right"/>
+      <w:pPr>
+        <w:ind w:left="2150" w:hanging="180"/>
+      </w:pPr>
+    </w:lvl>
+    <w:lvl w:ilvl="3" w:tplc="0409000F" w:tentative="1">
+      <w:start w:val="1"/>
+      <w:numFmt w:val="decimal"/>
+      <w:lvlText w:val="%4."/>
+      <w:lvlJc w:val="left"/>
+      <w:pPr>
+        <w:ind w:left="2870" w:hanging="360"/>
+      </w:pPr>
+    </w:lvl>
+    <w:lvl w:ilvl="4" w:tplc="04090019" w:tentative="1">
+      <w:start w:val="1"/>
+      <w:numFmt w:val="lowerLetter"/>
+      <w:lvlText w:val="%5."/>
+      <w:lvlJc w:val="left"/>
+      <w:pPr>
+        <w:ind w:left="3590" w:hanging="360"/>
+      </w:pPr>
+    </w:lvl>
+    <w:lvl w:ilvl="5" w:tplc="0409001B" w:tentative="1">
+      <w:start w:val="1"/>
+      <w:numFmt w:val="lowerRoman"/>
+      <w:lvlText w:val="%6."/>
+      <w:lvlJc w:val="right"/>
+      <w:pPr>
+        <w:ind w:left="4310" w:hanging="180"/>
+      </w:pPr>
+    </w:lvl>
+    <w:lvl w:ilvl="6" w:tplc="0409000F" w:tentative="1">
+      <w:start w:val="1"/>
+      <w:numFmt w:val="decimal"/>
+      <w:lvlText w:val="%7."/>
+      <w:lvlJc w:val="left"/>
+      <w:pPr>
+        <w:ind w:left="5030" w:hanging="360"/>
+      </w:pPr>
+    </w:lvl>
+    <w:lvl w:ilvl="7" w:tplc="04090019">
+      <w:start w:val="1"/>
+      <w:numFmt w:val="lowerLetter"/>
+      <w:lvlText w:val="%8."/>
+      <w:lvlJc w:val="left"/>
+      <w:pPr>
+        <w:ind w:left="5750" w:hanging="360"/>
+      </w:pPr>
+    </w:lvl>
+    <w:lvl w:ilvl="8" w:tplc="0409001B" w:tentative="1">
+      <w:start w:val="1"/>
+      <w:numFmt w:val="lowerRoman"/>
+      <w:lvlText w:val="%9."/>
+      <w:lvlJc w:val="right"/>
+      <w:pPr>
+        <w:ind w:left="6470" w:hanging="180"/>
+      </w:pPr>
+    </w:lvl>
+  </w:abstractNum>
+  <w:abstractNum w:abstractNumId="7" w15:restartNumberingAfterBreak="0">
+    <w:nsid w:val="6E5A362C"/>
+    <w:multiLevelType w:val="hybridMultilevel"/>
+    <w:tmpl w:val="C4B4CD9A"/>
+    <w:lvl w:ilvl="0" w:tplc="04090017">
+      <w:start w:val="1"/>
+      <w:numFmt w:val="lowerLetter"/>
+      <w:lvlText w:val="%1)"/>
+      <w:lvlJc w:val="left"/>
+      <w:pPr>
+        <w:ind w:left="720" w:hanging="360"/>
+      </w:pPr>
+    </w:lvl>
+    <w:lvl w:ilvl="1" w:tplc="04090019" w:tentative="1">
+      <w:start w:val="1"/>
+      <w:numFmt w:val="lowerLetter"/>
+      <w:lvlText w:val="%2."/>
+      <w:lvlJc w:val="left"/>
+      <w:pPr>
+        <w:ind w:left="1440" w:hanging="360"/>
+      </w:pPr>
+    </w:lvl>
+    <w:lvl w:ilvl="2" w:tplc="0409001B" w:tentative="1">
+      <w:start w:val="1"/>
+      <w:numFmt w:val="lowerRoman"/>
+      <w:lvlText w:val="%3."/>
+      <w:lvlJc w:val="right"/>
+      <w:pPr>
+        <w:ind w:left="2160" w:hanging="180"/>
+      </w:pPr>
+    </w:lvl>
+    <w:lvl w:ilvl="3" w:tplc="0409000F" w:tentative="1">
+      <w:start w:val="1"/>
+      <w:numFmt w:val="decimal"/>
+      <w:lvlText w:val="%4."/>
+      <w:lvlJc w:val="left"/>
+      <w:pPr>
+        <w:ind w:left="2880" w:hanging="360"/>
+      </w:pPr>
+    </w:lvl>
+    <w:lvl w:ilvl="4" w:tplc="04090019" w:tentative="1">
+      <w:start w:val="1"/>
+      <w:numFmt w:val="lowerLetter"/>
+      <w:lvlText w:val="%5."/>
+      <w:lvlJc w:val="left"/>
+      <w:pPr>
+        <w:ind w:left="3600" w:hanging="360"/>
+      </w:pPr>
+    </w:lvl>
+    <w:lvl w:ilvl="5" w:tplc="0409001B" w:tentative="1">
+      <w:start w:val="1"/>
+      <w:numFmt w:val="lowerRoman"/>
+      <w:lvlText w:val="%6."/>
+      <w:lvlJc w:val="right"/>
+      <w:pPr>
+        <w:ind w:left="4320" w:hanging="180"/>
+      </w:pPr>
+    </w:lvl>
+    <w:lvl w:ilvl="6" w:tplc="0409000F" w:tentative="1">
+      <w:start w:val="1"/>
+      <w:numFmt w:val="decimal"/>
+      <w:lvlText w:val="%7."/>
+      <w:lvlJc w:val="left"/>
+      <w:pPr>
+        <w:ind w:left="5040" w:hanging="360"/>
+      </w:pPr>
+    </w:lvl>
+    <w:lvl w:ilvl="7" w:tplc="04090019">
+      <w:start w:val="1"/>
+      <w:numFmt w:val="lowerLetter"/>
+      <w:lvlText w:val="%8."/>
+      <w:lvlJc w:val="left"/>
+      <w:pPr>
+        <w:ind w:left="5760" w:hanging="360"/>
+      </w:pPr>
+    </w:lvl>
+    <w:lvl w:ilvl="8" w:tplc="0409001B" w:tentative="1">
+      <w:start w:val="1"/>
+      <w:numFmt w:val="lowerRoman"/>
+      <w:lvlText w:val="%9."/>
+      <w:lvlJc w:val="right"/>
+      <w:pPr>
+        <w:ind w:left="6480" w:hanging="180"/>
+      </w:pPr>
+    </w:lvl>
+  </w:abstractNum>
+  <w:abstractNum w:abstractNumId="8" w15:restartNumberingAfterBreak="0">
     <w:nsid w:val="7FC20EE7"/>
     <w:multiLevelType w:val="hybridMultilevel"/>
-    <w:tmpl w:val="EFCABDF8"/>
-    <w:lvl w:ilvl="0" w:tplc="70EA19CA">
+    <w:tmpl w:val="C47435B6"/>
+    <w:lvl w:ilvl="0" w:tplc="04090017">
       <w:start w:val="1"/>
       <w:numFmt w:val="lowerLetter"/>
       <w:lvlText w:val="%1)"/>
       <w:lvlJc w:val="left"/>
       <w:pPr>
-        <w:ind w:left="5314"/>
+        <w:ind w:left="4770"/>
+      </w:pPr>
+      <w:rPr>
+        <w:b w:val="0"/>
+        <w:i w:val="0"/>
+        <w:strike w:val="0"/>
+        <w:dstrike w:val="0"/>
+        <w:color w:val="000000"/>
+        <w:sz w:val="24"/>
+        <w:szCs w:val="24"/>
+        <w:u w:val="none" w:color="000000"/>
+        <w:bdr w:val="none" w:sz="0" w:space="0" w:color="auto"/>
+        <w:shd w:val="clear" w:color="auto" w:fill="auto"/>
+        <w:vertAlign w:val="baseline"/>
+      </w:rPr>
+    </w:lvl>
+    <w:lvl w:ilvl="1" w:tplc="B84856C8">
+      <w:start w:val="1"/>
+      <w:numFmt w:val="lowerLetter"/>
+      <w:lvlText w:val="%2"/>
+      <w:lvlJc w:val="left"/>
+      <w:pPr>
+        <w:ind w:left="5131"/>
       </w:pPr>
       <w:rPr>
         <w:rFonts w:ascii="Georgia" w:eastAsia="Georgia" w:hAnsi="Georgia" w:cs="Georgia"/>
@@ -2032,13 +3234,13 @@
         <w:vertAlign w:val="baseline"/>
       </w:rPr>
     </w:lvl>
-    <w:lvl w:ilvl="1" w:tplc="B84856C8">
-      <w:start w:val="1"/>
-      <w:numFmt w:val="lowerLetter"/>
-      <w:lvlText w:val="%2"/>
-      <w:lvlJc w:val="left"/>
-      <w:pPr>
-        <w:ind w:left="5675"/>
+    <w:lvl w:ilvl="2" w:tplc="D0363E1A">
+      <w:start w:val="1"/>
+      <w:numFmt w:val="lowerRoman"/>
+      <w:lvlText w:val="%3"/>
+      <w:lvlJc w:val="left"/>
+      <w:pPr>
+        <w:ind w:left="5851"/>
       </w:pPr>
       <w:rPr>
         <w:rFonts w:ascii="Georgia" w:eastAsia="Georgia" w:hAnsi="Georgia" w:cs="Georgia"/>
@@ -2055,13 +3257,13 @@
         <w:vertAlign w:val="baseline"/>
       </w:rPr>
     </w:lvl>
-    <w:lvl w:ilvl="2" w:tplc="D0363E1A">
-      <w:start w:val="1"/>
-      <w:numFmt w:val="lowerRoman"/>
-      <w:lvlText w:val="%3"/>
-      <w:lvlJc w:val="left"/>
-      <w:pPr>
-        <w:ind w:left="6395"/>
+    <w:lvl w:ilvl="3" w:tplc="F01E4DCC">
+      <w:start w:val="1"/>
+      <w:numFmt w:val="decimal"/>
+      <w:lvlText w:val="%4"/>
+      <w:lvlJc w:val="left"/>
+      <w:pPr>
+        <w:ind w:left="6571"/>
       </w:pPr>
       <w:rPr>
         <w:rFonts w:ascii="Georgia" w:eastAsia="Georgia" w:hAnsi="Georgia" w:cs="Georgia"/>
@@ -2078,13 +3280,13 @@
         <w:vertAlign w:val="baseline"/>
       </w:rPr>
     </w:lvl>
-    <w:lvl w:ilvl="3" w:tplc="F01E4DCC">
-      <w:start w:val="1"/>
-      <w:numFmt w:val="decimal"/>
-      <w:lvlText w:val="%4"/>
-      <w:lvlJc w:val="left"/>
-      <w:pPr>
-        <w:ind w:left="7115"/>
+    <w:lvl w:ilvl="4" w:tplc="1B004F44">
+      <w:start w:val="1"/>
+      <w:numFmt w:val="lowerLetter"/>
+      <w:lvlText w:val="%5"/>
+      <w:lvlJc w:val="left"/>
+      <w:pPr>
+        <w:ind w:left="7291"/>
       </w:pPr>
       <w:rPr>
         <w:rFonts w:ascii="Georgia" w:eastAsia="Georgia" w:hAnsi="Georgia" w:cs="Georgia"/>
@@ -2101,13 +3303,13 @@
         <w:vertAlign w:val="baseline"/>
       </w:rPr>
     </w:lvl>
-    <w:lvl w:ilvl="4" w:tplc="1B004F44">
-      <w:start w:val="1"/>
-      <w:numFmt w:val="lowerLetter"/>
-      <w:lvlText w:val="%5"/>
-      <w:lvlJc w:val="left"/>
-      <w:pPr>
-        <w:ind w:left="7835"/>
+    <w:lvl w:ilvl="5" w:tplc="6CAEABAA">
+      <w:start w:val="1"/>
+      <w:numFmt w:val="lowerRoman"/>
+      <w:lvlText w:val="%6"/>
+      <w:lvlJc w:val="left"/>
+      <w:pPr>
+        <w:ind w:left="8011"/>
       </w:pPr>
       <w:rPr>
         <w:rFonts w:ascii="Georgia" w:eastAsia="Georgia" w:hAnsi="Georgia" w:cs="Georgia"/>
@@ -2124,13 +3326,13 @@
         <w:vertAlign w:val="baseline"/>
       </w:rPr>
     </w:lvl>
-    <w:lvl w:ilvl="5" w:tplc="6CAEABAA">
-      <w:start w:val="1"/>
-      <w:numFmt w:val="lowerRoman"/>
-      <w:lvlText w:val="%6"/>
-      <w:lvlJc w:val="left"/>
-      <w:pPr>
-        <w:ind w:left="8555"/>
+    <w:lvl w:ilvl="6" w:tplc="26726E66">
+      <w:start w:val="1"/>
+      <w:numFmt w:val="decimal"/>
+      <w:lvlText w:val="%7"/>
+      <w:lvlJc w:val="left"/>
+      <w:pPr>
+        <w:ind w:left="8731"/>
       </w:pPr>
       <w:rPr>
         <w:rFonts w:ascii="Georgia" w:eastAsia="Georgia" w:hAnsi="Georgia" w:cs="Georgia"/>
@@ -2147,13 +3349,13 @@
         <w:vertAlign w:val="baseline"/>
       </w:rPr>
     </w:lvl>
-    <w:lvl w:ilvl="6" w:tplc="26726E66">
-      <w:start w:val="1"/>
-      <w:numFmt w:val="decimal"/>
-      <w:lvlText w:val="%7"/>
-      <w:lvlJc w:val="left"/>
-      <w:pPr>
-        <w:ind w:left="9275"/>
+    <w:lvl w:ilvl="7" w:tplc="C73A7B3E">
+      <w:start w:val="1"/>
+      <w:numFmt w:val="lowerLetter"/>
+      <w:lvlText w:val="%8"/>
+      <w:lvlJc w:val="left"/>
+      <w:pPr>
+        <w:ind w:left="9451"/>
       </w:pPr>
       <w:rPr>
         <w:rFonts w:ascii="Georgia" w:eastAsia="Georgia" w:hAnsi="Georgia" w:cs="Georgia"/>
@@ -2170,13 +3372,13 @@
         <w:vertAlign w:val="baseline"/>
       </w:rPr>
     </w:lvl>
-    <w:lvl w:ilvl="7" w:tplc="C73A7B3E">
-      <w:start w:val="1"/>
-      <w:numFmt w:val="lowerLetter"/>
-      <w:lvlText w:val="%8"/>
-      <w:lvlJc w:val="left"/>
-      <w:pPr>
-        <w:ind w:left="9995"/>
+    <w:lvl w:ilvl="8" w:tplc="6096E8FA">
+      <w:start w:val="1"/>
+      <w:numFmt w:val="lowerRoman"/>
+      <w:lvlText w:val="%9"/>
+      <w:lvlJc w:val="left"/>
+      <w:pPr>
+        <w:ind w:left="10171"/>
       </w:pPr>
       <w:rPr>
         <w:rFonts w:ascii="Georgia" w:eastAsia="Georgia" w:hAnsi="Georgia" w:cs="Georgia"/>
@@ -2193,44 +3395,39 @@
         <w:vertAlign w:val="baseline"/>
       </w:rPr>
     </w:lvl>
-    <w:lvl w:ilvl="8" w:tplc="6096E8FA">
-      <w:start w:val="1"/>
-      <w:numFmt w:val="lowerRoman"/>
-      <w:lvlText w:val="%9"/>
-      <w:lvlJc w:val="left"/>
-      <w:pPr>
-        <w:ind w:left="10715"/>
-      </w:pPr>
-      <w:rPr>
-        <w:rFonts w:ascii="Georgia" w:eastAsia="Georgia" w:hAnsi="Georgia" w:cs="Georgia"/>
-        <w:b w:val="0"/>
-        <w:i w:val="0"/>
-        <w:strike w:val="0"/>
-        <w:dstrike w:val="0"/>
-        <w:color w:val="000000"/>
-        <w:sz w:val="24"/>
-        <w:szCs w:val="24"/>
-        <w:u w:val="none" w:color="000000"/>
-        <w:bdr w:val="none" w:sz="0" w:space="0" w:color="auto"/>
-        <w:shd w:val="clear" w:color="auto" w:fill="auto"/>
-        <w:vertAlign w:val="baseline"/>
-      </w:rPr>
-    </w:lvl>
   </w:abstractNum>
-  <w:num w:numId="1">
+  <w:num w:numId="1" w16cid:durableId="1708407008">
+    <w:abstractNumId w:val="8"/>
+  </w:num>
+  <w:num w:numId="2" w16cid:durableId="1317343254">
+    <w:abstractNumId w:val="5"/>
+  </w:num>
+  <w:num w:numId="3" w16cid:durableId="1563322992">
     <w:abstractNumId w:val="2"/>
   </w:num>
-  <w:num w:numId="2">
+  <w:num w:numId="4" w16cid:durableId="2116633823">
+    <w:abstractNumId w:val="4"/>
+  </w:num>
+  <w:num w:numId="5" w16cid:durableId="1283684951">
+    <w:abstractNumId w:val="0"/>
+  </w:num>
+  <w:num w:numId="6" w16cid:durableId="418526457">
+    <w:abstractNumId w:val="3"/>
+  </w:num>
+  <w:num w:numId="7" w16cid:durableId="1714499095">
+    <w:abstractNumId w:val="7"/>
+  </w:num>
+  <w:num w:numId="8" w16cid:durableId="1152716985">
+    <w:abstractNumId w:val="6"/>
+  </w:num>
+  <w:num w:numId="9" w16cid:durableId="760951530">
     <w:abstractNumId w:val="1"/>
-  </w:num>
-  <w:num w:numId="3">
-    <w:abstractNumId w:val="0"/>
   </w:num>
 </w:numbering>
 </file>
 
 <file path=word/styles.xml><?xml version="1.0" encoding="utf-8"?>
-<w:styles xmlns:mc="http://schemas.openxmlformats.org/markup-compatibility/2006" xmlns:r="http://schemas.openxmlformats.org/officeDocument/2006/relationships" xmlns:w="http://schemas.openxmlformats.org/wordprocessingml/2006/main" xmlns:w14="http://schemas.microsoft.com/office/word/2010/wordml" xmlns:w15="http://schemas.microsoft.com/office/word/2012/wordml" mc:Ignorable="w14 w15">
+<w:styles xmlns:mc="http://schemas.openxmlformats.org/markup-compatibility/2006" xmlns:r="http://schemas.openxmlformats.org/officeDocument/2006/relationships" xmlns:w="http://schemas.openxmlformats.org/wordprocessingml/2006/main" xmlns:w14="http://schemas.microsoft.com/office/word/2010/wordml" xmlns:w15="http://schemas.microsoft.com/office/word/2012/wordml" xmlns:w16cex="http://schemas.microsoft.com/office/word/2018/wordml/cex" xmlns:w16cid="http://schemas.microsoft.com/office/word/2016/wordml/cid" xmlns:w16="http://schemas.microsoft.com/office/word/2018/wordml" xmlns:w16du="http://schemas.microsoft.com/office/word/2023/wordml/word16du" xmlns:w16sdtdh="http://schemas.microsoft.com/office/word/2020/wordml/sdtdatahash" xmlns:w16sdtfl="http://schemas.microsoft.com/office/word/2024/wordml/sdtformatlock" xmlns:w16se="http://schemas.microsoft.com/office/word/2015/wordml/symex" mc:Ignorable="w14 w15 w16se w16cid w16 w16cex w16sdtdh w16sdtfl w16du">
   <w:docDefaults>
     <w:rPrDefault>
       <w:rPr>
@@ -2246,7 +3443,7 @@
       </w:pPr>
     </w:pPrDefault>
   </w:docDefaults>
-  <w:latentStyles w:defLockedState="0" w:defUIPriority="99" w:defSemiHidden="0" w:defUnhideWhenUsed="0" w:defQFormat="0" w:count="371">
+  <w:latentStyles w:defLockedState="0" w:defUIPriority="99" w:defSemiHidden="0" w:defUnhideWhenUsed="0" w:defQFormat="0" w:count="376">
     <w:lsdException w:name="Normal" w:uiPriority="0" w:qFormat="1"/>
     <w:lsdException w:name="heading 1" w:uiPriority="9" w:qFormat="1"/>
     <w:lsdException w:name="heading 2" w:semiHidden="1" w:uiPriority="9" w:unhideWhenUsed="1" w:qFormat="1"/>
@@ -2618,6 +3815,11 @@
     <w:lsdException w:name="List Table 5 Dark Accent 6" w:uiPriority="50"/>
     <w:lsdException w:name="List Table 6 Colorful Accent 6" w:uiPriority="51"/>
     <w:lsdException w:name="List Table 7 Colorful Accent 6" w:uiPriority="52"/>
+    <w:lsdException w:name="Mention" w:semiHidden="1" w:unhideWhenUsed="1"/>
+    <w:lsdException w:name="Smart Hyperlink" w:semiHidden="1" w:unhideWhenUsed="1"/>
+    <w:lsdException w:name="Hashtag" w:semiHidden="1" w:unhideWhenUsed="1"/>
+    <w:lsdException w:name="Unresolved Mention" w:semiHidden="1" w:unhideWhenUsed="1"/>
+    <w:lsdException w:name="Smart Link" w:semiHidden="1" w:unhideWhenUsed="1"/>
   </w:latentStyles>
   <w:style w:type="paragraph" w:default="1" w:styleId="Normal">
     <w:name w:val="Normal"/>
@@ -2657,10 +3859,52 @@
       <w:sz w:val="26"/>
     </w:rPr>
   </w:style>
+  <w:style w:type="paragraph" w:styleId="Heading2">
+    <w:name w:val="heading 2"/>
+    <w:basedOn w:val="Normal"/>
+    <w:next w:val="Normal"/>
+    <w:link w:val="Heading2Char"/>
+    <w:uiPriority w:val="9"/>
+    <w:unhideWhenUsed/>
+    <w:qFormat/>
+    <w:rsid w:val="009B0972"/>
+    <w:pPr>
+      <w:keepNext/>
+      <w:keepLines/>
+      <w:spacing w:before="40" w:after="0"/>
+      <w:outlineLvl w:val="1"/>
+    </w:pPr>
+    <w:rPr>
+      <w:rFonts w:asciiTheme="majorHAnsi" w:eastAsiaTheme="majorEastAsia" w:hAnsiTheme="majorHAnsi" w:cstheme="majorBidi"/>
+      <w:color w:val="2E74B5" w:themeColor="accent1" w:themeShade="BF"/>
+      <w:sz w:val="26"/>
+      <w:szCs w:val="26"/>
+    </w:rPr>
+  </w:style>
+  <w:style w:type="paragraph" w:styleId="Heading3">
+    <w:name w:val="heading 3"/>
+    <w:basedOn w:val="Normal"/>
+    <w:next w:val="Normal"/>
+    <w:link w:val="Heading3Char"/>
+    <w:uiPriority w:val="9"/>
+    <w:unhideWhenUsed/>
+    <w:qFormat/>
+    <w:rsid w:val="002C009B"/>
+    <w:pPr>
+      <w:keepNext/>
+      <w:keepLines/>
+      <w:spacing w:before="40" w:after="0"/>
+      <w:outlineLvl w:val="2"/>
+    </w:pPr>
+    <w:rPr>
+      <w:rFonts w:asciiTheme="majorHAnsi" w:eastAsiaTheme="majorEastAsia" w:hAnsiTheme="majorHAnsi" w:cstheme="majorBidi"/>
+      <w:color w:val="1F4D78" w:themeColor="accent1" w:themeShade="7F"/>
+      <w:szCs w:val="24"/>
+    </w:rPr>
+  </w:style>
   <w:style w:type="character" w:default="1" w:styleId="DefaultParagraphFont">
     <w:name w:val="Default Paragraph Font"/>
     <w:uiPriority w:val="1"/>
-    <w:semiHidden/>
     <w:unhideWhenUsed/>
   </w:style>
   <w:style w:type="table" w:default="1" w:styleId="TableNormal">
@@ -2737,6 +3981,106 @@
       <w:color w:val="000000"/>
       <w:sz w:val="18"/>
       <w:szCs w:val="18"/>
+    </w:rPr>
+  </w:style>
+  <w:style w:type="paragraph" w:styleId="Header">
+    <w:name w:val="header"/>
+    <w:basedOn w:val="Normal"/>
+    <w:link w:val="HeaderChar"/>
+    <w:uiPriority w:val="99"/>
+    <w:unhideWhenUsed/>
+    <w:rsid w:val="00314004"/>
+    <w:pPr>
+      <w:tabs>
+        <w:tab w:val="center" w:pos="4680"/>
+        <w:tab w:val="right" w:pos="9360"/>
+      </w:tabs>
+      <w:spacing w:after="0" w:line="240" w:lineRule="auto"/>
+    </w:pPr>
+  </w:style>
+  <w:style w:type="character" w:customStyle="1" w:styleId="HeaderChar">
+    <w:name w:val="Header Char"/>
+    <w:basedOn w:val="DefaultParagraphFont"/>
+    <w:link w:val="Header"/>
+    <w:uiPriority w:val="99"/>
+    <w:rsid w:val="00314004"/>
+    <w:rPr>
+      <w:rFonts w:ascii="Georgia" w:eastAsia="Georgia" w:hAnsi="Georgia" w:cs="Georgia"/>
+      <w:color w:val="000000"/>
+      <w:sz w:val="24"/>
+    </w:rPr>
+  </w:style>
+  <w:style w:type="paragraph" w:styleId="ListParagraph">
+    <w:name w:val="List Paragraph"/>
+    <w:basedOn w:val="Normal"/>
+    <w:uiPriority w:val="34"/>
+    <w:qFormat/>
+    <w:rsid w:val="00314004"/>
+    <w:pPr>
+      <w:ind w:left="720"/>
+      <w:contextualSpacing/>
+    </w:pPr>
+  </w:style>
+  <w:style w:type="paragraph" w:styleId="NoSpacing">
+    <w:name w:val="No Spacing"/>
+    <w:uiPriority w:val="1"/>
+    <w:qFormat/>
+    <w:rsid w:val="009B0972"/>
+    <w:pPr>
+      <w:spacing w:after="0" w:line="240" w:lineRule="auto"/>
+      <w:ind w:left="10" w:hanging="10"/>
+      <w:jc w:val="both"/>
+    </w:pPr>
+    <w:rPr>
+      <w:rFonts w:ascii="Georgia" w:eastAsia="Georgia" w:hAnsi="Georgia" w:cs="Georgia"/>
+      <w:color w:val="000000"/>
+      <w:sz w:val="24"/>
+    </w:rPr>
+  </w:style>
+  <w:style w:type="character" w:customStyle="1" w:styleId="Heading2Char">
+    <w:name w:val="Heading 2 Char"/>
+    <w:basedOn w:val="DefaultParagraphFont"/>
+    <w:link w:val="Heading2"/>
+    <w:uiPriority w:val="9"/>
+    <w:rsid w:val="009B0972"/>
+    <w:rPr>
+      <w:rFonts w:asciiTheme="majorHAnsi" w:eastAsiaTheme="majorEastAsia" w:hAnsiTheme="majorHAnsi" w:cstheme="majorBidi"/>
+      <w:color w:val="2E74B5" w:themeColor="accent1" w:themeShade="BF"/>
+      <w:sz w:val="26"/>
+      <w:szCs w:val="26"/>
+    </w:rPr>
+  </w:style>
+  <w:style w:type="paragraph" w:styleId="ListBullet">
+    <w:name w:val="List Bullet"/>
+    <w:basedOn w:val="Normal"/>
+    <w:uiPriority w:val="99"/>
+    <w:unhideWhenUsed/>
+    <w:rsid w:val="009B0972"/>
+    <w:pPr>
+      <w:numPr>
+        <w:numId w:val="5"/>
+      </w:numPr>
+      <w:spacing w:after="200" w:line="276" w:lineRule="auto"/>
+      <w:contextualSpacing/>
+      <w:jc w:val="left"/>
+    </w:pPr>
+    <w:rPr>
+      <w:rFonts w:asciiTheme="minorHAnsi" w:eastAsiaTheme="minorEastAsia" w:hAnsiTheme="minorHAnsi" w:cstheme="minorBidi"/>
+      <w:color w:val="auto"/>
+      <w:sz w:val="22"/>
+    </w:rPr>
+  </w:style>
+  <w:style w:type="character" w:customStyle="1" w:styleId="Heading3Char">
+    <w:name w:val="Heading 3 Char"/>
+    <w:basedOn w:val="DefaultParagraphFont"/>
+    <w:link w:val="Heading3"/>
+    <w:uiPriority w:val="9"/>
+    <w:rsid w:val="002C009B"/>
+    <w:rPr>
+      <w:rFonts w:asciiTheme="majorHAnsi" w:eastAsiaTheme="majorEastAsia" w:hAnsiTheme="majorHAnsi" w:cstheme="majorBidi"/>
+      <w:color w:val="1F4D78" w:themeColor="accent1" w:themeShade="7F"/>
+      <w:sz w:val="24"/>
+      <w:szCs w:val="24"/>
     </w:rPr>
   </w:style>
 </w:styles>
@@ -3001,4 +4345,16 @@
     </a:ext>
   </a:extLst>
 </a:theme>
+</file>
+
+<file path=customXml/item1.xml><?xml version="1.0" encoding="utf-8"?>
+<b:Sources xmlns:b="http://schemas.openxmlformats.org/officeDocument/2006/bibliography" xmlns="http://schemas.openxmlformats.org/officeDocument/2006/bibliography" SelectedStyle="\APASixthEditionOfficeOnline.xsl" StyleName="APA" Version="6"/>
+</file>
+
+<file path=customXml/itemProps1.xml><?xml version="1.0" encoding="utf-8"?>
+<ds:datastoreItem xmlns:ds="http://schemas.openxmlformats.org/officeDocument/2006/customXml" ds:itemID="{A46F0C6D-9257-40F1-AD24-A1E5DF54577D}">
+  <ds:schemaRefs>
+    <ds:schemaRef ds:uri="http://schemas.openxmlformats.org/officeDocument/2006/bibliography"/>
+  </ds:schemaRefs>
+</ds:datastoreItem>
 </file>